--- a/docs/Каталог_параметров_ФОП.docx
+++ b/docs/Каталог_параметров_ФОП.docx
@@ -17,7 +17,7 @@
           <w:szCs w:val="34"/>
           <w:lang w:val="en-US"/>
         </w:rPr>
-        <w:t>ФОП v14.10.26 — каталог параметров</w:t>
+        <w:t>ФОП SP v1 — каталог параметров</w:t>
       </w:r>
     </w:p>
     <w:p>
@@ -31,134 +31,7 @@
           <w:sz w:val="21"/>
           <w:szCs w:val="21"/>
         </w:rPr>
-        <w:t>Файл:</w:t>
-      </w:r>
-      <w:r>
-        <w:rPr>
-          <w:color w:val="607D8B"/>
-          <w:sz w:val="21"/>
-          <w:szCs w:val="21"/>
-        </w:rPr>
-        <w:t xml:space="preserve"> </w:t>
-      </w:r>
-      <w:r>
-        <w:rPr>
-          <w:color w:val="607D8B"/>
-          <w:sz w:val="21"/>
-          <w:szCs w:val="21"/>
-          <w:lang w:val="en-US"/>
-        </w:rPr>
-        <w:t>FOP</w:t>
-      </w:r>
-      <w:r>
-        <w:rPr>
-          <w:color w:val="607D8B"/>
-          <w:sz w:val="21"/>
-          <w:szCs w:val="21"/>
-        </w:rPr>
-        <w:t>_</w:t>
-      </w:r>
-      <w:r>
-        <w:rPr>
-          <w:color w:val="607D8B"/>
-          <w:sz w:val="21"/>
-          <w:szCs w:val="21"/>
-          <w:lang w:val="en-US"/>
-        </w:rPr>
-        <w:t>v</w:t>
-      </w:r>
-      <w:r>
-        <w:rPr>
-          <w:color w:val="607D8B"/>
-          <w:sz w:val="21"/>
-          <w:szCs w:val="21"/>
-        </w:rPr>
-        <w:t>141026.</w:t>
-      </w:r>
-      <w:r>
-        <w:rPr>
-          <w:color w:val="607D8B"/>
-          <w:sz w:val="21"/>
-          <w:szCs w:val="21"/>
-          <w:lang w:val="en-US"/>
-        </w:rPr>
-        <w:t>txt</w:t>
-      </w:r>
-      <w:r>
-        <w:rPr>
-          <w:color w:val="607D8B"/>
-          <w:sz w:val="21"/>
-          <w:szCs w:val="21"/>
-        </w:rPr>
-        <w:t xml:space="preserve"> | Источник: </w:t>
-      </w:r>
-      <w:r>
-        <w:rPr>
-          <w:color w:val="607D8B"/>
-          <w:sz w:val="21"/>
-          <w:szCs w:val="21"/>
-          <w:lang w:val="en-US"/>
-        </w:rPr>
-        <w:t>github</w:t>
-      </w:r>
-      <w:r>
-        <w:rPr>
-          <w:color w:val="607D8B"/>
-          <w:sz w:val="21"/>
-          <w:szCs w:val="21"/>
-        </w:rPr>
-        <w:t>.</w:t>
-      </w:r>
-      <w:r>
-        <w:rPr>
-          <w:color w:val="607D8B"/>
-          <w:sz w:val="21"/>
-          <w:szCs w:val="21"/>
-          <w:lang w:val="en-US"/>
-        </w:rPr>
-        <w:t>com</w:t>
-      </w:r>
-      <w:r>
-        <w:rPr>
-          <w:color w:val="607D8B"/>
-          <w:sz w:val="21"/>
-          <w:szCs w:val="21"/>
-        </w:rPr>
-        <w:t>/</w:t>
-      </w:r>
-      <w:r>
-        <w:rPr>
-          <w:color w:val="607D8B"/>
-          <w:sz w:val="21"/>
-          <w:szCs w:val="21"/>
-          <w:lang w:val="en-US"/>
-        </w:rPr>
-        <w:t>prolojic</w:t>
-      </w:r>
-      <w:r>
-        <w:rPr>
-          <w:color w:val="607D8B"/>
-          <w:sz w:val="21"/>
-          <w:szCs w:val="21"/>
-        </w:rPr>
-        <w:t>/</w:t>
-      </w:r>
-      <w:r>
-        <w:rPr>
-          <w:color w:val="607D8B"/>
-          <w:sz w:val="21"/>
-          <w:szCs w:val="21"/>
-          <w:lang w:val="en-US"/>
-        </w:rPr>
-        <w:t>FOP</w:t>
-      </w:r>
-      <w:r>
-        <w:rPr>
-          <w:color w:val="607D8B"/>
-          <w:sz w:val="21"/>
-          <w:szCs w:val="21"/>
-        </w:rPr>
-        <w:t xml:space="preserve"> | Версия от 15.10.2026 | 178 параметров, 8 групп</w:t>
+        <w:t>Файл: FOP_SP_v1.txt | Источник: github.com/prolojic/FOP | Версия от 25.10.2026 | 169 параметров, 7 групп</w:t>
       </w:r>
     </w:p>
     <w:p>
@@ -170,187 +43,7 @@
           <w:sz w:val="22"/>
           <w:szCs w:val="22"/>
         </w:rPr>
-        <w:t xml:space="preserve">Описания 54 параметров взяты из поля «Описание» файла ФОП, остальные 124 составлены по назначению параметра. Назначение (последний столбец) — для чего используется параметр в проекте: 18 назначений подтверждены инструкциями шаблона ОВ2 (скрипты </w:t>
-      </w:r>
-      <w:r>
-        <w:rPr>
-          <w:sz w:val="22"/>
-          <w:szCs w:val="22"/>
-          <w:lang w:val="en-US"/>
-        </w:rPr>
-        <w:t>CreateSystem</w:t>
-      </w:r>
-      <w:r>
-        <w:rPr>
-          <w:sz w:val="22"/>
-          <w:szCs w:val="22"/>
-        </w:rPr>
-        <w:t xml:space="preserve">, </w:t>
-      </w:r>
-      <w:r>
-        <w:rPr>
-          <w:sz w:val="22"/>
-          <w:szCs w:val="22"/>
-          <w:lang w:val="en-US"/>
-        </w:rPr>
-        <w:t>AirExchange</w:t>
-      </w:r>
-      <w:r>
-        <w:rPr>
-          <w:sz w:val="22"/>
-          <w:szCs w:val="22"/>
-        </w:rPr>
-        <w:t xml:space="preserve">, </w:t>
-      </w:r>
-      <w:r>
-        <w:rPr>
-          <w:sz w:val="22"/>
-          <w:szCs w:val="22"/>
-          <w:lang w:val="en-US"/>
-        </w:rPr>
-        <w:t>SysName</w:t>
-      </w:r>
-      <w:r>
-        <w:rPr>
-          <w:sz w:val="22"/>
-          <w:szCs w:val="22"/>
-        </w:rPr>
-        <w:t xml:space="preserve">, </w:t>
-      </w:r>
-      <w:r>
-        <w:rPr>
-          <w:sz w:val="22"/>
-          <w:szCs w:val="22"/>
-          <w:lang w:val="en-US"/>
-        </w:rPr>
-        <w:t>PipeUtil</w:t>
-      </w:r>
-      <w:r>
-        <w:rPr>
-          <w:sz w:val="22"/>
-          <w:szCs w:val="22"/>
-        </w:rPr>
-        <w:t xml:space="preserve">, </w:t>
-      </w:r>
-      <w:r>
-        <w:rPr>
-          <w:sz w:val="22"/>
-          <w:szCs w:val="22"/>
-          <w:lang w:val="en-US"/>
-        </w:rPr>
-        <w:t>VentShem</w:t>
-      </w:r>
-      <w:r>
-        <w:rPr>
-          <w:sz w:val="22"/>
-          <w:szCs w:val="22"/>
-        </w:rPr>
-        <w:t xml:space="preserve">, </w:t>
-      </w:r>
-      <w:r>
-        <w:rPr>
-          <w:sz w:val="22"/>
-          <w:szCs w:val="22"/>
-          <w:lang w:val="en-US"/>
-        </w:rPr>
-        <w:t>OPN</w:t>
-      </w:r>
-      <w:r>
-        <w:rPr>
-          <w:sz w:val="22"/>
-          <w:szCs w:val="22"/>
-        </w:rPr>
-        <w:t xml:space="preserve">, </w:t>
-      </w:r>
-      <w:r>
-        <w:rPr>
-          <w:sz w:val="22"/>
-          <w:szCs w:val="22"/>
-          <w:lang w:val="en-US"/>
-        </w:rPr>
-        <w:t>HoleElevation</w:t>
-      </w:r>
-      <w:r>
-        <w:rPr>
-          <w:sz w:val="22"/>
-          <w:szCs w:val="22"/>
-        </w:rPr>
-        <w:t xml:space="preserve">), остальные составлены по группе параметра. Типы данных даны на русском (в файле ФОП хранятся внутренние имена типов </w:t>
-      </w:r>
-      <w:r>
-        <w:rPr>
-          <w:sz w:val="22"/>
-          <w:szCs w:val="22"/>
-          <w:lang w:val="en-US"/>
-        </w:rPr>
-        <w:t>Revit</w:t>
-      </w:r>
-      <w:r>
-        <w:rPr>
-          <w:sz w:val="22"/>
-          <w:szCs w:val="22"/>
-        </w:rPr>
-        <w:t xml:space="preserve">, например </w:t>
-      </w:r>
-      <w:r>
-        <w:rPr>
-          <w:sz w:val="22"/>
-          <w:szCs w:val="22"/>
-          <w:lang w:val="en-US"/>
-        </w:rPr>
-        <w:t>LENGTH</w:t>
-      </w:r>
-      <w:r>
-        <w:rPr>
-          <w:sz w:val="22"/>
-          <w:szCs w:val="22"/>
-        </w:rPr>
-        <w:t xml:space="preserve"> — длина, </w:t>
-      </w:r>
-      <w:r>
-        <w:rPr>
-          <w:sz w:val="22"/>
-          <w:szCs w:val="22"/>
-          <w:lang w:val="en-US"/>
-        </w:rPr>
-        <w:t>HVAC</w:t>
-      </w:r>
-      <w:r>
-        <w:rPr>
-          <w:sz w:val="22"/>
-          <w:szCs w:val="22"/>
-        </w:rPr>
-        <w:t>_</w:t>
-      </w:r>
-      <w:r>
-        <w:rPr>
-          <w:sz w:val="22"/>
-          <w:szCs w:val="22"/>
-          <w:lang w:val="en-US"/>
-        </w:rPr>
-        <w:t>AIR</w:t>
-      </w:r>
-      <w:r>
-        <w:rPr>
-          <w:sz w:val="22"/>
-          <w:szCs w:val="22"/>
-        </w:rPr>
-        <w:t>_</w:t>
-      </w:r>
-      <w:r>
-        <w:rPr>
-          <w:sz w:val="22"/>
-          <w:szCs w:val="22"/>
-          <w:lang w:val="en-US"/>
-        </w:rPr>
-        <w:t>FLOW</w:t>
-      </w:r>
-      <w:r>
-        <w:rPr>
-          <w:sz w:val="22"/>
-          <w:szCs w:val="22"/>
-        </w:rPr>
-        <w:t xml:space="preserve"> — воздухорасход).</w:t>
+        <w:t>Описания 53 параметров взяты из поля «Описание» файла ФОП, остальные 116 составлены по назначению параметра. Назначение (последний столбец) — для чего используется параметр в проекте: 18 назначений подтверждены инструкциями шаблона ОВ2 (скрипты CreateSystem, AirExchange, SysName, PipeUtil, VentShem, OPN, HoleElevation), остальные составлены по группе параметра. Типы данных даны на русском (в файле ФОП хранятся внутренние имена типов Revit, например LENGTH — длина, HVAC_AIR_FLOW — воздухорасход).</w:t>
       </w:r>
     </w:p>
     <w:p>
@@ -1021,7 +714,7 @@
           <w:szCs w:val="28"/>
           <w:lang w:val="en-US"/>
         </w:rPr>
-        <w:t>1. 02_Архитектурные решения — 48 параметров</w:t>
+        <w:t>2. 02_Архитектурные решения — 48 параметров</w:t>
       </w:r>
       <w:bookmarkEnd w:id="1"/>
     </w:p>
@@ -7456,7 +7149,7 @@
           <w:szCs w:val="28"/>
           <w:lang w:val="en-US"/>
         </w:rPr>
-        <w:t>2. 05 ХОВС — 37 параметров</w:t>
+        <w:t>9. 05 ХОВС — 37 параметров</w:t>
       </w:r>
       <w:bookmarkEnd w:id="2"/>
     </w:p>
@@ -12121,7 +11814,7 @@
           <w:szCs w:val="28"/>
           <w:lang w:val="en-US"/>
         </w:rPr>
-        <w:t>4. 01 Обязательные ОБЩИЕ — 34 параметров</w:t>
+        <w:t>1. 01 Обязательные ОБЩИЕ — 29 параметров</w:t>
       </w:r>
       <w:bookmarkEnd w:id="3"/>
     </w:p>
@@ -12681,7 +12374,6 @@
                 <w:sz w:val="22"/>
                 <w:szCs w:val="22"/>
               </w:rPr>
-              <w:lastRenderedPageBreak/>
               <w:t>4</w:t>
             </w:r>
           </w:p>
@@ -13425,7 +13117,6 @@
             </w:pPr>
             <w:r>
               <w:rPr>
-                <w:color w:val="EE0000"/>
                 <w:sz w:val="22"/>
                 <w:szCs w:val="22"/>
               </w:rPr>
@@ -13453,7 +13144,7 @@
                 <w:szCs w:val="22"/>
                 <w:lang w:val="en-US"/>
               </w:rPr>
-              <w:t>HT_Масса</w:t>
+              <w:t>HT_Позиция</w:t>
             </w:r>
           </w:p>
         </w:tc>
@@ -13477,7 +13168,7 @@
                 <w:szCs w:val="22"/>
                 <w:lang w:val="en-US"/>
               </w:rPr>
-              <w:t>Число</w:t>
+              <w:t>Текст</w:t>
             </w:r>
           </w:p>
         </w:tc>
@@ -13500,7 +13191,23 @@
                 <w:sz w:val="22"/>
                 <w:szCs w:val="22"/>
               </w:rPr>
-              <w:t>Масса одного изделия в кг. Формат единиц задается в семействе и спецификации.</w:t>
+              <w:t xml:space="preserve">Позиция по спецификации </w:t>
+            </w:r>
+            <w:r>
+              <w:rPr>
+                <w:sz w:val="22"/>
+                <w:szCs w:val="22"/>
+              </w:rPr>
+              <w:lastRenderedPageBreak/>
+              <w:t xml:space="preserve">Позиция элемента в спецификации (параметр соответствия систем №4). </w:t>
+            </w:r>
+            <w:r>
+              <w:rPr>
+                <w:sz w:val="22"/>
+                <w:szCs w:val="22"/>
+                <w:lang w:val="en-US"/>
+              </w:rPr>
+              <w:t>Используется для маркировки и ведомостей.</w:t>
             </w:r>
           </w:p>
         </w:tc>
@@ -13523,7 +13230,31 @@
                 <w:sz w:val="22"/>
                 <w:szCs w:val="22"/>
               </w:rPr>
-              <w:t>Геометрические/количественные данные элемента для спецификаций и марок.</w:t>
+              <w:lastRenderedPageBreak/>
+              <w:t xml:space="preserve">Позиция элемента в спецификации (параметр </w:t>
+            </w:r>
+            <w:r>
+              <w:rPr>
+                <w:sz w:val="22"/>
+                <w:szCs w:val="22"/>
+              </w:rPr>
+              <w:lastRenderedPageBreak/>
+              <w:t xml:space="preserve">соответствия систем №4). </w:t>
+            </w:r>
+            <w:r>
+              <w:rPr>
+                <w:sz w:val="22"/>
+                <w:szCs w:val="22"/>
+                <w:lang w:val="en-US"/>
+              </w:rPr>
+              <w:t>Используется для маркировки и ведомостей.</w:t>
+            </w:r>
+            <w:r>
+              <w:rPr>
+                <w:sz w:val="22"/>
+                <w:szCs w:val="22"/>
+              </w:rPr>
+              <w:t xml:space="preserve"> (параметр для девятиграфки)</w:t>
             </w:r>
           </w:p>
         </w:tc>
@@ -13572,7 +13303,7 @@
                 <w:szCs w:val="22"/>
                 <w:lang w:val="en-US"/>
               </w:rPr>
-              <w:t>HT_Позиция</w:t>
+              <w:t>HT_Толщина</w:t>
             </w:r>
           </w:p>
         </w:tc>
@@ -13596,7 +13327,7 @@
                 <w:szCs w:val="22"/>
                 <w:lang w:val="en-US"/>
               </w:rPr>
-              <w:t>Текст</w:t>
+              <w:t>Длина</w:t>
             </w:r>
           </w:p>
         </w:tc>
@@ -13618,24 +13349,9 @@
               <w:rPr>
                 <w:sz w:val="22"/>
                 <w:szCs w:val="22"/>
-              </w:rPr>
-              <w:t xml:space="preserve">Позиция по спецификации </w:t>
-            </w:r>
-            <w:r>
-              <w:rPr>
-                <w:sz w:val="22"/>
-                <w:szCs w:val="22"/>
-              </w:rPr>
-              <w:lastRenderedPageBreak/>
-              <w:t xml:space="preserve">Позиция элемента в спецификации (параметр соответствия систем №4). </w:t>
-            </w:r>
-            <w:r>
-              <w:rPr>
-                <w:sz w:val="22"/>
-                <w:szCs w:val="22"/>
-                <w:lang w:val="en-US"/>
-              </w:rPr>
-              <w:t>Используется для маркировки и ведомостей.</w:t>
+                <w:lang w:val="en-US"/>
+              </w:rPr>
+              <w:t>Толщина элемента</w:t>
             </w:r>
           </w:p>
         </w:tc>
@@ -13658,31 +13374,7 @@
                 <w:sz w:val="22"/>
                 <w:szCs w:val="22"/>
               </w:rPr>
-              <w:lastRenderedPageBreak/>
-              <w:t xml:space="preserve">Позиция элемента в спецификации (параметр </w:t>
-            </w:r>
-            <w:r>
-              <w:rPr>
-                <w:sz w:val="22"/>
-                <w:szCs w:val="22"/>
-              </w:rPr>
-              <w:lastRenderedPageBreak/>
-              <w:t xml:space="preserve">соответствия систем №4). </w:t>
-            </w:r>
-            <w:r>
-              <w:rPr>
-                <w:sz w:val="22"/>
-                <w:szCs w:val="22"/>
-                <w:lang w:val="en-US"/>
-              </w:rPr>
-              <w:t>Используется для маркировки и ведомостей.</w:t>
-            </w:r>
-            <w:r>
-              <w:rPr>
-                <w:sz w:val="22"/>
-                <w:szCs w:val="22"/>
-              </w:rPr>
-              <w:t xml:space="preserve"> (параметр для девятиграфки)</w:t>
+              <w:t>Геометрические/количественные данные элемента для спецификаций и марок.</w:t>
             </w:r>
           </w:p>
         </w:tc>
@@ -13707,7 +13399,6 @@
                 <w:sz w:val="22"/>
                 <w:szCs w:val="22"/>
               </w:rPr>
-              <w:lastRenderedPageBreak/>
               <w:t>12</w:t>
             </w:r>
           </w:p>
@@ -13732,7 +13423,7 @@
                 <w:szCs w:val="22"/>
                 <w:lang w:val="en-US"/>
               </w:rPr>
-              <w:t>HT_Толщина</w:t>
+              <w:t>HT_Количество</w:t>
             </w:r>
           </w:p>
         </w:tc>
@@ -13756,7 +13447,7 @@
                 <w:szCs w:val="22"/>
                 <w:lang w:val="en-US"/>
               </w:rPr>
-              <w:t>Длина</w:t>
+              <w:t>Число</w:t>
             </w:r>
           </w:p>
         </w:tc>
@@ -13780,7 +13471,7 @@
                 <w:szCs w:val="22"/>
                 <w:lang w:val="en-US"/>
               </w:rPr>
-              <w:t>Толщина элемента</w:t>
+              <w:t>Для спецификации</w:t>
             </w:r>
           </w:p>
         </w:tc>
@@ -13804,6 +13495,13 @@
                 <w:szCs w:val="22"/>
               </w:rPr>
               <w:t>Геометрические/количественные данные элемента для спецификаций и марок.</w:t>
+            </w:r>
+            <w:r>
+              <w:rPr>
+                <w:sz w:val="22"/>
+                <w:szCs w:val="22"/>
+              </w:rPr>
+              <w:t xml:space="preserve"> (параметр для девятиграфки)</w:t>
             </w:r>
           </w:p>
         </w:tc>
@@ -13852,7 +13550,7 @@
                 <w:szCs w:val="22"/>
                 <w:lang w:val="en-US"/>
               </w:rPr>
-              <w:t>HT_Количество</w:t>
+              <w:t>HT_Завод-изготовитель</w:t>
             </w:r>
           </w:p>
         </w:tc>
@@ -13876,7 +13574,7 @@
                 <w:szCs w:val="22"/>
                 <w:lang w:val="en-US"/>
               </w:rPr>
-              <w:t>Число</w:t>
+              <w:t>Текст</w:t>
             </w:r>
           </w:p>
         </w:tc>
@@ -13900,7 +13598,7 @@
                 <w:szCs w:val="22"/>
                 <w:lang w:val="en-US"/>
               </w:rPr>
-              <w:t>Для спецификации</w:t>
+              <w:t>Завод-изготовитель изделия</w:t>
             </w:r>
           </w:p>
         </w:tc>
@@ -13923,7 +13621,7 @@
                 <w:sz w:val="22"/>
                 <w:szCs w:val="22"/>
               </w:rPr>
-              <w:t>Геометрические/количественные данные элемента для спецификаций и марок.</w:t>
+              <w:t>Идентификация изделия в спецификациях оборудования и материалов.</w:t>
             </w:r>
             <w:r>
               <w:rPr>
@@ -13979,7 +13677,7 @@
                 <w:szCs w:val="22"/>
                 <w:lang w:val="en-US"/>
               </w:rPr>
-              <w:t>HT_Завод-изготовитель</w:t>
+              <w:t>HT_Высота</w:t>
             </w:r>
           </w:p>
         </w:tc>
@@ -14003,7 +13701,7 @@
                 <w:szCs w:val="22"/>
                 <w:lang w:val="en-US"/>
               </w:rPr>
-              <w:t>Текст</w:t>
+              <w:t>Длина</w:t>
             </w:r>
           </w:p>
         </w:tc>
@@ -14027,7 +13725,7 @@
                 <w:szCs w:val="22"/>
                 <w:lang w:val="en-US"/>
               </w:rPr>
-              <w:t>Завод-изготовитель изделия</w:t>
+              <w:t xml:space="preserve">Габаритные размеры элемента модели </w:t>
             </w:r>
           </w:p>
         </w:tc>
@@ -14050,14 +13748,7 @@
                 <w:sz w:val="22"/>
                 <w:szCs w:val="22"/>
               </w:rPr>
-              <w:t>Идентификация изделия в спецификациях оборудования и материалов.</w:t>
-            </w:r>
-            <w:r>
-              <w:rPr>
-                <w:sz w:val="22"/>
-                <w:szCs w:val="22"/>
-              </w:rPr>
-              <w:t xml:space="preserve"> (параметр для девятиграфки)</w:t>
+              <w:t>Геометрические/количественные данные элемента для спецификаций и марок.</w:t>
             </w:r>
           </w:p>
         </w:tc>
@@ -14106,7 +13797,7 @@
                 <w:szCs w:val="22"/>
                 <w:lang w:val="en-US"/>
               </w:rPr>
-              <w:t>HT_Высота</w:t>
+              <w:t>HT_Периметр</w:t>
             </w:r>
           </w:p>
         </w:tc>
@@ -14154,7 +13845,7 @@
                 <w:szCs w:val="22"/>
                 <w:lang w:val="en-US"/>
               </w:rPr>
-              <w:t xml:space="preserve">Габаритные размеры элемента модели </w:t>
+              <w:t>Периметр элемента</w:t>
             </w:r>
           </w:p>
         </w:tc>
@@ -14226,7 +13917,7 @@
                 <w:szCs w:val="22"/>
                 <w:lang w:val="en-US"/>
               </w:rPr>
-              <w:t>HT_Периметр</w:t>
+              <w:t>HT_Комментарии к типоразмеру</w:t>
             </w:r>
           </w:p>
         </w:tc>
@@ -14250,7 +13941,7 @@
                 <w:szCs w:val="22"/>
                 <w:lang w:val="en-US"/>
               </w:rPr>
-              <w:t>Длина</w:t>
+              <w:t>Текст</w:t>
             </w:r>
           </w:p>
         </w:tc>
@@ -14274,7 +13965,7 @@
                 <w:szCs w:val="22"/>
                 <w:lang w:val="en-US"/>
               </w:rPr>
-              <w:t>Периметр элемента</w:t>
+              <w:t>Комментарий к типоразмеру семейства</w:t>
             </w:r>
           </w:p>
         </w:tc>
@@ -14297,7 +13988,7 @@
                 <w:sz w:val="22"/>
                 <w:szCs w:val="22"/>
               </w:rPr>
-              <w:t>Геометрические/количественные данные элемента для спецификаций и марок.</w:t>
+              <w:t>Комментарий к типоразмеру в спецификациях.</w:t>
             </w:r>
           </w:p>
         </w:tc>
@@ -14346,7 +14037,7 @@
                 <w:szCs w:val="22"/>
                 <w:lang w:val="en-US"/>
               </w:rPr>
-              <w:t>HT_Комментарии к типоразмеру</w:t>
+              <w:t>HT_Подземная часть</w:t>
             </w:r>
           </w:p>
         </w:tc>
@@ -14392,9 +14083,8 @@
               <w:rPr>
                 <w:sz w:val="22"/>
                 <w:szCs w:val="22"/>
-                <w:lang w:val="en-US"/>
-              </w:rPr>
-              <w:t>Комментарий к типоразмеру семейства</w:t>
+              </w:rPr>
+              <w:t>Для элементов ниже отметки +0,000 указать значение «Да» (текстом), для элементов выше +0,000 – «Нет» (текстом)</w:t>
             </w:r>
           </w:p>
         </w:tc>
@@ -14417,7 +14107,7 @@
                 <w:sz w:val="22"/>
                 <w:szCs w:val="22"/>
               </w:rPr>
-              <w:t>Комментарий к типоразмеру в спецификациях.</w:t>
+              <w:t>Признак подземной части сооружения (здание/сооружение подземного исполнения).</w:t>
             </w:r>
           </w:p>
         </w:tc>
@@ -14466,7 +14156,7 @@
                 <w:szCs w:val="22"/>
                 <w:lang w:val="en-US"/>
               </w:rPr>
-              <w:t>HT_Подземная часть</w:t>
+              <w:t>Код по классификатору</w:t>
             </w:r>
           </w:p>
         </w:tc>
@@ -14513,7 +14203,7 @@
                 <w:sz w:val="22"/>
                 <w:szCs w:val="22"/>
               </w:rPr>
-              <w:t>Для элементов ниже отметки +0,000 указать значение «Да» (текстом), для элементов выше +0,000 – «Нет» (текстом)</w:t>
+              <w:t>Код по классификатору, подробнее в разделе 3.3.2</w:t>
             </w:r>
           </w:p>
         </w:tc>
@@ -14536,7 +14226,7 @@
                 <w:sz w:val="22"/>
                 <w:szCs w:val="22"/>
               </w:rPr>
-              <w:t>Признак подземной части сооружения (здание/сооружение подземного исполнения).</w:t>
+              <w:t>Классификация по ОКС/классификатору строительных ресурсов для смет и спецификаций.</w:t>
             </w:r>
           </w:p>
         </w:tc>
@@ -14585,7 +14275,7 @@
                 <w:szCs w:val="22"/>
                 <w:lang w:val="en-US"/>
               </w:rPr>
-              <w:t>Код по классификатору</w:t>
+              <w:t>HT_Этаж</w:t>
             </w:r>
           </w:p>
         </w:tc>
@@ -14632,7 +14322,30 @@
                 <w:sz w:val="22"/>
                 <w:szCs w:val="22"/>
               </w:rPr>
-              <w:t>Код по классификатору, подробнее в разделе 3.3.2</w:t>
+              <w:t xml:space="preserve">Номер этажа Номер этажа. </w:t>
+            </w:r>
+            <w:r>
+              <w:rPr>
+                <w:sz w:val="22"/>
+                <w:szCs w:val="22"/>
+              </w:rPr>
+              <w:lastRenderedPageBreak/>
+              <w:t xml:space="preserve">Записывается скриптом </w:t>
+            </w:r>
+            <w:r>
+              <w:rPr>
+                <w:sz w:val="22"/>
+                <w:szCs w:val="22"/>
+                <w:lang w:val="en-US"/>
+              </w:rPr>
+              <w:t>HoleElevation</w:t>
+            </w:r>
+            <w:r>
+              <w:rPr>
+                <w:sz w:val="22"/>
+                <w:szCs w:val="22"/>
+              </w:rPr>
+              <w:t xml:space="preserve"> в отверстия (учитывает количество подвальных этажей); используется в заданиях на отверстия.</w:t>
             </w:r>
           </w:p>
         </w:tc>
@@ -14655,7 +14368,31 @@
                 <w:sz w:val="22"/>
                 <w:szCs w:val="22"/>
               </w:rPr>
-              <w:t>Классификация по ОКС/классификатору строительных ресурсов для смет и спецификаций.</w:t>
+              <w:lastRenderedPageBreak/>
+              <w:t xml:space="preserve">Номер этажа. Записывается скриптом </w:t>
+            </w:r>
+            <w:r>
+              <w:rPr>
+                <w:sz w:val="22"/>
+                <w:szCs w:val="22"/>
+                <w:lang w:val="en-US"/>
+              </w:rPr>
+              <w:t>HoleElevation</w:t>
+            </w:r>
+            <w:r>
+              <w:rPr>
+                <w:sz w:val="22"/>
+                <w:szCs w:val="22"/>
+              </w:rPr>
+              <w:t xml:space="preserve"> в </w:t>
+            </w:r>
+            <w:r>
+              <w:rPr>
+                <w:sz w:val="22"/>
+                <w:szCs w:val="22"/>
+              </w:rPr>
+              <w:lastRenderedPageBreak/>
+              <w:t>отверстия (учитывает количество подвальных этажей); используется в заданиях на отверстия.</w:t>
             </w:r>
           </w:p>
         </w:tc>
@@ -14704,7 +14441,7 @@
                 <w:szCs w:val="22"/>
                 <w:lang w:val="en-US"/>
               </w:rPr>
-              <w:t>HT_Этаж</w:t>
+              <w:t>HT_Диаметр</w:t>
             </w:r>
           </w:p>
         </w:tc>
@@ -14728,7 +14465,7 @@
                 <w:szCs w:val="22"/>
                 <w:lang w:val="en-US"/>
               </w:rPr>
-              <w:t>Текст</w:t>
+              <w:t>Длина</w:t>
             </w:r>
           </w:p>
         </w:tc>
@@ -14750,31 +14487,9 @@
               <w:rPr>
                 <w:sz w:val="22"/>
                 <w:szCs w:val="22"/>
-              </w:rPr>
-              <w:t xml:space="preserve">Номер этажа Номер этажа. </w:t>
-            </w:r>
-            <w:r>
-              <w:rPr>
-                <w:sz w:val="22"/>
-                <w:szCs w:val="22"/>
-              </w:rPr>
-              <w:lastRenderedPageBreak/>
-              <w:t xml:space="preserve">Записывается скриптом </w:t>
-            </w:r>
-            <w:r>
-              <w:rPr>
-                <w:sz w:val="22"/>
-                <w:szCs w:val="22"/>
-                <w:lang w:val="en-US"/>
-              </w:rPr>
-              <w:t>HoleElevation</w:t>
-            </w:r>
-            <w:r>
-              <w:rPr>
-                <w:sz w:val="22"/>
-                <w:szCs w:val="22"/>
-              </w:rPr>
-              <w:t xml:space="preserve"> в отверстия (учитывает количество подвальных этажей); используется в заданиях на отверстия.</w:t>
+                <w:lang w:val="en-US"/>
+              </w:rPr>
+              <w:t>Габаритные размеры элемента модели</w:t>
             </w:r>
           </w:p>
         </w:tc>
@@ -14797,31 +14512,7 @@
                 <w:sz w:val="22"/>
                 <w:szCs w:val="22"/>
               </w:rPr>
-              <w:lastRenderedPageBreak/>
-              <w:t xml:space="preserve">Номер этажа. Записывается скриптом </w:t>
-            </w:r>
-            <w:r>
-              <w:rPr>
-                <w:sz w:val="22"/>
-                <w:szCs w:val="22"/>
-                <w:lang w:val="en-US"/>
-              </w:rPr>
-              <w:t>HoleElevation</w:t>
-            </w:r>
-            <w:r>
-              <w:rPr>
-                <w:sz w:val="22"/>
-                <w:szCs w:val="22"/>
-              </w:rPr>
-              <w:t xml:space="preserve"> в </w:t>
-            </w:r>
-            <w:r>
-              <w:rPr>
-                <w:sz w:val="22"/>
-                <w:szCs w:val="22"/>
-              </w:rPr>
-              <w:lastRenderedPageBreak/>
-              <w:t>отверстия (учитывает количество подвальных этажей); используется в заданиях на отверстия.</w:t>
+              <w:t>Геометрические/количественные данные элемента для спецификаций и марок.</w:t>
             </w:r>
           </w:p>
         </w:tc>
@@ -14846,7 +14537,6 @@
                 <w:sz w:val="22"/>
                 <w:szCs w:val="22"/>
               </w:rPr>
-              <w:lastRenderedPageBreak/>
               <w:t>21</w:t>
             </w:r>
           </w:p>
@@ -14871,7 +14561,7 @@
                 <w:szCs w:val="22"/>
                 <w:lang w:val="en-US"/>
               </w:rPr>
-              <w:t>HT_Диаметр</w:t>
+              <w:t>HT_Объем</w:t>
             </w:r>
           </w:p>
         </w:tc>
@@ -14895,7 +14585,7 @@
                 <w:szCs w:val="22"/>
                 <w:lang w:val="en-US"/>
               </w:rPr>
-              <w:t>Длина</w:t>
+              <w:t>Объём</w:t>
             </w:r>
           </w:p>
         </w:tc>
@@ -14919,7 +14609,7 @@
                 <w:szCs w:val="22"/>
                 <w:lang w:val="en-US"/>
               </w:rPr>
-              <w:t>Габаритные размеры элемента модели</w:t>
+              <w:t>Объем элемента модели</w:t>
             </w:r>
           </w:p>
         </w:tc>
@@ -14991,7 +14681,7 @@
                 <w:szCs w:val="22"/>
                 <w:lang w:val="en-US"/>
               </w:rPr>
-              <w:t>HT_Объем</w:t>
+              <w:t>HT_Площадь</w:t>
             </w:r>
           </w:p>
         </w:tc>
@@ -15015,7 +14705,7 @@
                 <w:szCs w:val="22"/>
                 <w:lang w:val="en-US"/>
               </w:rPr>
-              <w:t>Объём</w:t>
+              <w:t>Площадь</w:t>
             </w:r>
           </w:p>
         </w:tc>
@@ -15039,7 +14729,7 @@
                 <w:szCs w:val="22"/>
                 <w:lang w:val="en-US"/>
               </w:rPr>
-              <w:t>Объем элемента модели</w:t>
+              <w:t>Площадь элемента модели</w:t>
             </w:r>
           </w:p>
         </w:tc>
@@ -15111,7 +14801,7 @@
                 <w:szCs w:val="22"/>
                 <w:lang w:val="en-US"/>
               </w:rPr>
-              <w:t>HT_Площадь</w:t>
+              <w:t>Описание по классификатору</w:t>
             </w:r>
           </w:p>
         </w:tc>
@@ -15135,7 +14825,7 @@
                 <w:szCs w:val="22"/>
                 <w:lang w:val="en-US"/>
               </w:rPr>
-              <w:t>Площадь</w:t>
+              <w:t>Текст</w:t>
             </w:r>
           </w:p>
         </w:tc>
@@ -15157,9 +14847,8 @@
               <w:rPr>
                 <w:sz w:val="22"/>
                 <w:szCs w:val="22"/>
-                <w:lang w:val="en-US"/>
-              </w:rPr>
-              <w:t>Площадь элемента модели</w:t>
+              </w:rPr>
+              <w:t>Параметр заполняется автоматически после присваивания элементу кода по классификатору, если используется си стемный параметр</w:t>
             </w:r>
           </w:p>
         </w:tc>
@@ -15182,7 +14871,7 @@
                 <w:sz w:val="22"/>
                 <w:szCs w:val="22"/>
               </w:rPr>
-              <w:t>Геометрические/количественные данные элемента для спецификаций и марок.</w:t>
+              <w:t>Классификация по ОКС/классификатору строительных ресурсов для смет и спецификаций.</w:t>
             </w:r>
           </w:p>
         </w:tc>
@@ -15231,7 +14920,7 @@
                 <w:szCs w:val="22"/>
                 <w:lang w:val="en-US"/>
               </w:rPr>
-              <w:t>Описание по классификатору</w:t>
+              <w:t>HT_Ширина</w:t>
             </w:r>
           </w:p>
         </w:tc>
@@ -15255,7 +14944,7 @@
                 <w:szCs w:val="22"/>
                 <w:lang w:val="en-US"/>
               </w:rPr>
-              <w:t>Текст</w:t>
+              <w:t>Длина</w:t>
             </w:r>
           </w:p>
         </w:tc>
@@ -15277,8 +14966,9 @@
               <w:rPr>
                 <w:sz w:val="22"/>
                 <w:szCs w:val="22"/>
-              </w:rPr>
-              <w:t>Параметр заполняется автоматически после присваивания элементу кода по классификатору, если используется си стемный параметр</w:t>
+                <w:lang w:val="en-US"/>
+              </w:rPr>
+              <w:t xml:space="preserve">Габаритные размеры элемента модели </w:t>
             </w:r>
           </w:p>
         </w:tc>
@@ -15301,7 +14991,7 @@
                 <w:sz w:val="22"/>
                 <w:szCs w:val="22"/>
               </w:rPr>
-              <w:t>Классификация по ОКС/классификатору строительных ресурсов для смет и спецификаций.</w:t>
+              <w:t>Геометрические/количественные данные элемента для спецификаций и марок.</w:t>
             </w:r>
           </w:p>
         </w:tc>
@@ -15350,7 +15040,7 @@
                 <w:szCs w:val="22"/>
                 <w:lang w:val="en-US"/>
               </w:rPr>
-              <w:t>HT_Ширина</w:t>
+              <w:t>HT_Номер корпуса</w:t>
             </w:r>
           </w:p>
         </w:tc>
@@ -15374,7 +15064,7 @@
                 <w:szCs w:val="22"/>
                 <w:lang w:val="en-US"/>
               </w:rPr>
-              <w:t>Длина</w:t>
+              <w:t>Текст</w:t>
             </w:r>
           </w:p>
         </w:tc>
@@ -15398,7 +15088,7 @@
                 <w:szCs w:val="22"/>
                 <w:lang w:val="en-US"/>
               </w:rPr>
-              <w:t xml:space="preserve">Габаритные размеры элемента модели </w:t>
+              <w:t xml:space="preserve">Номер здания/корпуса </w:t>
             </w:r>
           </w:p>
         </w:tc>
@@ -15421,7 +15111,7 @@
                 <w:sz w:val="22"/>
                 <w:szCs w:val="22"/>
               </w:rPr>
-              <w:t>Геометрические/количественные данные элемента для спецификаций и марок.</w:t>
+              <w:t>Номер корпуса здания для марок и спецификаций по корпусам.</w:t>
             </w:r>
           </w:p>
         </w:tc>
@@ -15470,7 +15160,7 @@
                 <w:szCs w:val="22"/>
                 <w:lang w:val="en-US"/>
               </w:rPr>
-              <w:t>HT_Номер корпуса</w:t>
+              <w:t>HT_Длина</w:t>
             </w:r>
           </w:p>
         </w:tc>
@@ -15494,7 +15184,7 @@
                 <w:szCs w:val="22"/>
                 <w:lang w:val="en-US"/>
               </w:rPr>
-              <w:t>Текст</w:t>
+              <w:t>Длина</w:t>
             </w:r>
           </w:p>
         </w:tc>
@@ -15518,7 +15208,7 @@
                 <w:szCs w:val="22"/>
                 <w:lang w:val="en-US"/>
               </w:rPr>
-              <w:t xml:space="preserve">Номер здания/корпуса </w:t>
+              <w:t>Габаритные размеры элемента модели</w:t>
             </w:r>
           </w:p>
         </w:tc>
@@ -15541,7 +15231,7 @@
                 <w:sz w:val="22"/>
                 <w:szCs w:val="22"/>
               </w:rPr>
-              <w:t>Номер корпуса здания для марок и спецификаций по корпусам.</w:t>
+              <w:t>Геометрические/количественные данные элемента для спецификаций и марок.</w:t>
             </w:r>
           </w:p>
         </w:tc>
@@ -15590,7 +15280,7 @@
                 <w:szCs w:val="22"/>
                 <w:lang w:val="en-US"/>
               </w:rPr>
-              <w:t>HT_Длина</w:t>
+              <w:t>HT_Марка</w:t>
             </w:r>
           </w:p>
         </w:tc>
@@ -15614,7 +15304,7 @@
                 <w:szCs w:val="22"/>
                 <w:lang w:val="en-US"/>
               </w:rPr>
-              <w:t>Длина</w:t>
+              <w:t>Текст</w:t>
             </w:r>
           </w:p>
         </w:tc>
@@ -15638,7 +15328,7 @@
                 <w:szCs w:val="22"/>
                 <w:lang w:val="en-US"/>
               </w:rPr>
-              <w:t>Габаритные размеры элемента модели</w:t>
+              <w:t>Марка изделия или элемента</w:t>
             </w:r>
           </w:p>
         </w:tc>
@@ -15661,7 +15351,14 @@
                 <w:sz w:val="22"/>
                 <w:szCs w:val="22"/>
               </w:rPr>
-              <w:t>Геометрические/количественные данные элемента для спецификаций и марок.</w:t>
+              <w:t>Идентификация изделия в спецификациях оборудования и материалов.</w:t>
+            </w:r>
+            <w:r>
+              <w:rPr>
+                <w:sz w:val="22"/>
+                <w:szCs w:val="22"/>
+              </w:rPr>
+              <w:t xml:space="preserve"> (параметр для девятиграфки)</w:t>
             </w:r>
           </w:p>
         </w:tc>
@@ -15686,7 +15383,6 @@
                 <w:sz w:val="22"/>
                 <w:szCs w:val="22"/>
               </w:rPr>
-              <w:lastRenderedPageBreak/>
               <w:t>28</w:t>
             </w:r>
           </w:p>
@@ -15711,7 +15407,7 @@
                 <w:szCs w:val="22"/>
                 <w:lang w:val="en-US"/>
               </w:rPr>
-              <w:t>HT_Марка</w:t>
+              <w:t>HT_Код изделия</w:t>
             </w:r>
           </w:p>
         </w:tc>
@@ -15759,7 +15455,7 @@
                 <w:szCs w:val="22"/>
                 <w:lang w:val="en-US"/>
               </w:rPr>
-              <w:t>Марка изделия или элемента</w:t>
+              <w:t>Артикул (код) изделия</w:t>
             </w:r>
           </w:p>
         </w:tc>
@@ -15838,7 +15534,7 @@
                 <w:szCs w:val="22"/>
                 <w:lang w:val="en-US"/>
               </w:rPr>
-              <w:t>HT_Код изделия</w:t>
+              <w:t>HT_Стадия</w:t>
             </w:r>
           </w:p>
         </w:tc>
@@ -15884,9 +15580,8 @@
               <w:rPr>
                 <w:sz w:val="22"/>
                 <w:szCs w:val="22"/>
-                <w:lang w:val="en-US"/>
-              </w:rPr>
-              <w:t>Артикул (код) изделия</w:t>
+              </w:rPr>
+              <w:t>Стадия проектирования или жизненного цикла</w:t>
             </w:r>
           </w:p>
         </w:tc>
@@ -15909,500 +15604,7 @@
                 <w:sz w:val="22"/>
                 <w:szCs w:val="22"/>
               </w:rPr>
-              <w:t>Идентификация изделия в спецификациях оборудования и материалов.</w:t>
-            </w:r>
-            <w:r>
-              <w:rPr>
-                <w:sz w:val="22"/>
-                <w:szCs w:val="22"/>
-              </w:rPr>
-              <w:t xml:space="preserve"> (параметр для девятиграфки)</w:t>
-            </w:r>
-          </w:p>
-        </w:tc>
-      </w:tr>
-      <w:tr>
-        <w:tc>
-          <w:tcPr>
-            <w:tcW w:w="450" w:type="dxa"/>
-            <w:tcMar>
-              <w:top w:w="60" w:type="dxa"/>
-              <w:left w:w="90" w:type="dxa"/>
-              <w:bottom w:w="60" w:type="dxa"/>
-              <w:right w:w="90" w:type="dxa"/>
-            </w:tcMar>
-          </w:tcPr>
-          <w:p>
-            <w:pPr>
-              <w:spacing w:after="20" w:line="260" w:lineRule="auto"/>
-            </w:pPr>
-            <w:r>
-              <w:rPr>
-                <w:sz w:val="22"/>
-                <w:szCs w:val="22"/>
-              </w:rPr>
-              <w:t>30</w:t>
-            </w:r>
-          </w:p>
-        </w:tc>
-        <w:tc>
-          <w:tcPr>
-            <w:tcW w:w="2200" w:type="dxa"/>
-            <w:tcMar>
-              <w:top w:w="60" w:type="dxa"/>
-              <w:left w:w="90" w:type="dxa"/>
-              <w:bottom w:w="60" w:type="dxa"/>
-              <w:right w:w="90" w:type="dxa"/>
-            </w:tcMar>
-          </w:tcPr>
-          <w:p>
-            <w:pPr>
-              <w:spacing w:after="20" w:line="260" w:lineRule="auto"/>
-            </w:pPr>
-            <w:r>
-              <w:rPr>
-                <w:sz w:val="22"/>
-                <w:szCs w:val="22"/>
-                <w:lang w:val="en-US"/>
-              </w:rPr>
-              <w:t>HT_Расход воздуха</w:t>
-            </w:r>
-          </w:p>
-        </w:tc>
-        <w:tc>
-          <w:tcPr>
-            <w:tcW w:w="1000" w:type="dxa"/>
-            <w:tcMar>
-              <w:top w:w="60" w:type="dxa"/>
-              <w:left w:w="90" w:type="dxa"/>
-              <w:bottom w:w="60" w:type="dxa"/>
-              <w:right w:w="90" w:type="dxa"/>
-            </w:tcMar>
-          </w:tcPr>
-          <w:p>
-            <w:pPr>
-              <w:spacing w:after="20" w:line="260" w:lineRule="auto"/>
-            </w:pPr>
-            <w:r>
-              <w:rPr>
-                <w:sz w:val="22"/>
-                <w:szCs w:val="22"/>
-                <w:lang w:val="en-US"/>
-              </w:rPr>
-              <w:t>Целое</w:t>
-            </w:r>
-          </w:p>
-        </w:tc>
-        <w:tc>
-          <w:tcPr>
-            <w:tcW w:w="2650" w:type="dxa"/>
-            <w:tcMar>
-              <w:top w:w="60" w:type="dxa"/>
-              <w:left w:w="90" w:type="dxa"/>
-              <w:bottom w:w="60" w:type="dxa"/>
-              <w:right w:w="90" w:type="dxa"/>
-            </w:tcMar>
-          </w:tcPr>
-          <w:p>
-            <w:pPr>
-              <w:spacing w:after="20" w:line="260" w:lineRule="auto"/>
-            </w:pPr>
-            <w:r>
-              <w:rPr>
-                <w:sz w:val="22"/>
-                <w:szCs w:val="22"/>
-                <w:lang w:val="en-US"/>
-              </w:rPr>
-              <w:t>Расход воздуха</w:t>
-            </w:r>
-          </w:p>
-        </w:tc>
-        <w:tc>
-          <w:tcPr>
-            <w:tcW w:w="2726" w:type="dxa"/>
-            <w:tcMar>
-              <w:top w:w="60" w:type="dxa"/>
-              <w:left w:w="90" w:type="dxa"/>
-              <w:bottom w:w="60" w:type="dxa"/>
-              <w:right w:w="90" w:type="dxa"/>
-            </w:tcMar>
-          </w:tcPr>
-          <w:p>
-            <w:pPr>
-              <w:spacing w:after="20" w:line="260" w:lineRule="auto"/>
-            </w:pPr>
-            <w:r>
-              <w:rPr>
-                <w:sz w:val="22"/>
-                <w:szCs w:val="22"/>
-              </w:rPr>
-              <w:t>Расход воздуха оборудования/элемента для спецификаций ОВ.</w:t>
-            </w:r>
-          </w:p>
-        </w:tc>
-      </w:tr>
-      <w:tr>
-        <w:tc>
-          <w:tcPr>
-            <w:tcW w:w="450" w:type="dxa"/>
-            <w:tcMar>
-              <w:top w:w="60" w:type="dxa"/>
-              <w:left w:w="90" w:type="dxa"/>
-              <w:bottom w:w="60" w:type="dxa"/>
-              <w:right w:w="90" w:type="dxa"/>
-            </w:tcMar>
-          </w:tcPr>
-          <w:p>
-            <w:pPr>
-              <w:spacing w:after="20" w:line="260" w:lineRule="auto"/>
-            </w:pPr>
-            <w:r>
-              <w:rPr>
-                <w:sz w:val="22"/>
-                <w:szCs w:val="22"/>
-              </w:rPr>
-              <w:t>31</w:t>
-            </w:r>
-          </w:p>
-        </w:tc>
-        <w:tc>
-          <w:tcPr>
-            <w:tcW w:w="2200" w:type="dxa"/>
-            <w:tcMar>
-              <w:top w:w="60" w:type="dxa"/>
-              <w:left w:w="90" w:type="dxa"/>
-              <w:bottom w:w="60" w:type="dxa"/>
-              <w:right w:w="90" w:type="dxa"/>
-            </w:tcMar>
-          </w:tcPr>
-          <w:p>
-            <w:pPr>
-              <w:spacing w:after="20" w:line="260" w:lineRule="auto"/>
-            </w:pPr>
-            <w:r>
-              <w:rPr>
-                <w:sz w:val="22"/>
-                <w:szCs w:val="22"/>
-                <w:lang w:val="en-US"/>
-              </w:rPr>
-              <w:t>HT_Стадия</w:t>
-            </w:r>
-          </w:p>
-        </w:tc>
-        <w:tc>
-          <w:tcPr>
-            <w:tcW w:w="1000" w:type="dxa"/>
-            <w:tcMar>
-              <w:top w:w="60" w:type="dxa"/>
-              <w:left w:w="90" w:type="dxa"/>
-              <w:bottom w:w="60" w:type="dxa"/>
-              <w:right w:w="90" w:type="dxa"/>
-            </w:tcMar>
-          </w:tcPr>
-          <w:p>
-            <w:pPr>
-              <w:spacing w:after="20" w:line="260" w:lineRule="auto"/>
-            </w:pPr>
-            <w:r>
-              <w:rPr>
-                <w:sz w:val="22"/>
-                <w:szCs w:val="22"/>
-                <w:lang w:val="en-US"/>
-              </w:rPr>
-              <w:t>Текст</w:t>
-            </w:r>
-          </w:p>
-        </w:tc>
-        <w:tc>
-          <w:tcPr>
-            <w:tcW w:w="2650" w:type="dxa"/>
-            <w:tcMar>
-              <w:top w:w="60" w:type="dxa"/>
-              <w:left w:w="90" w:type="dxa"/>
-              <w:bottom w:w="60" w:type="dxa"/>
-              <w:right w:w="90" w:type="dxa"/>
-            </w:tcMar>
-          </w:tcPr>
-          <w:p>
-            <w:pPr>
-              <w:spacing w:after="20" w:line="260" w:lineRule="auto"/>
-            </w:pPr>
-            <w:r>
-              <w:rPr>
-                <w:sz w:val="22"/>
-                <w:szCs w:val="22"/>
-              </w:rPr>
-              <w:t>Стадия проектирования или жизненного цикла</w:t>
-            </w:r>
-          </w:p>
-        </w:tc>
-        <w:tc>
-          <w:tcPr>
-            <w:tcW w:w="2726" w:type="dxa"/>
-            <w:tcMar>
-              <w:top w:w="60" w:type="dxa"/>
-              <w:left w:w="90" w:type="dxa"/>
-              <w:bottom w:w="60" w:type="dxa"/>
-              <w:right w:w="90" w:type="dxa"/>
-            </w:tcMar>
-          </w:tcPr>
-          <w:p>
-            <w:pPr>
-              <w:spacing w:after="20" w:line="260" w:lineRule="auto"/>
-            </w:pPr>
-            <w:r>
-              <w:rPr>
-                <w:sz w:val="22"/>
-                <w:szCs w:val="22"/>
-              </w:rPr>
               <w:t>Стадия проектирования элемента (П/РД), фильтрация спецификаций.</w:t>
-            </w:r>
-          </w:p>
-        </w:tc>
-      </w:tr>
-      <w:tr>
-        <w:tc>
-          <w:tcPr>
-            <w:tcW w:w="450" w:type="dxa"/>
-            <w:tcMar>
-              <w:top w:w="60" w:type="dxa"/>
-              <w:left w:w="90" w:type="dxa"/>
-              <w:bottom w:w="60" w:type="dxa"/>
-              <w:right w:w="90" w:type="dxa"/>
-            </w:tcMar>
-          </w:tcPr>
-          <w:p>
-            <w:pPr>
-              <w:spacing w:after="20" w:line="260" w:lineRule="auto"/>
-            </w:pPr>
-            <w:r>
-              <w:rPr>
-                <w:sz w:val="22"/>
-                <w:szCs w:val="22"/>
-              </w:rPr>
-              <w:t>32</w:t>
-            </w:r>
-          </w:p>
-        </w:tc>
-        <w:tc>
-          <w:tcPr>
-            <w:tcW w:w="2200" w:type="dxa"/>
-            <w:tcMar>
-              <w:top w:w="60" w:type="dxa"/>
-              <w:left w:w="90" w:type="dxa"/>
-              <w:bottom w:w="60" w:type="dxa"/>
-              <w:right w:w="90" w:type="dxa"/>
-            </w:tcMar>
-          </w:tcPr>
-          <w:p>
-            <w:pPr>
-              <w:spacing w:after="20" w:line="260" w:lineRule="auto"/>
-            </w:pPr>
-            <w:r>
-              <w:rPr>
-                <w:sz w:val="22"/>
-                <w:szCs w:val="22"/>
-                <w:lang w:val="en-US"/>
-              </w:rPr>
-              <w:t>HT_ПлощадьФасонныхЭлементов</w:t>
-            </w:r>
-          </w:p>
-        </w:tc>
-        <w:tc>
-          <w:tcPr>
-            <w:tcW w:w="1000" w:type="dxa"/>
-            <w:tcMar>
-              <w:top w:w="60" w:type="dxa"/>
-              <w:left w:w="90" w:type="dxa"/>
-              <w:bottom w:w="60" w:type="dxa"/>
-              <w:right w:w="90" w:type="dxa"/>
-            </w:tcMar>
-          </w:tcPr>
-          <w:p>
-            <w:pPr>
-              <w:spacing w:after="20" w:line="260" w:lineRule="auto"/>
-            </w:pPr>
-            <w:r>
-              <w:rPr>
-                <w:sz w:val="22"/>
-                <w:szCs w:val="22"/>
-                <w:lang w:val="en-US"/>
-              </w:rPr>
-              <w:t>Число</w:t>
-            </w:r>
-          </w:p>
-        </w:tc>
-        <w:tc>
-          <w:tcPr>
-            <w:tcW w:w="2650" w:type="dxa"/>
-            <w:tcMar>
-              <w:top w:w="60" w:type="dxa"/>
-              <w:left w:w="90" w:type="dxa"/>
-              <w:bottom w:w="60" w:type="dxa"/>
-              <w:right w:w="90" w:type="dxa"/>
-            </w:tcMar>
-          </w:tcPr>
-          <w:p>
-            <w:pPr>
-              <w:spacing w:after="20" w:line="260" w:lineRule="auto"/>
-            </w:pPr>
-            <w:r>
-              <w:rPr>
-                <w:sz w:val="22"/>
-                <w:szCs w:val="22"/>
-                <w:lang w:val="en-US"/>
-              </w:rPr>
-              <w:t>Площадь фасонных элементов</w:t>
-            </w:r>
-          </w:p>
-        </w:tc>
-        <w:tc>
-          <w:tcPr>
-            <w:tcW w:w="2726" w:type="dxa"/>
-            <w:tcMar>
-              <w:top w:w="60" w:type="dxa"/>
-              <w:left w:w="90" w:type="dxa"/>
-              <w:bottom w:w="60" w:type="dxa"/>
-              <w:right w:w="90" w:type="dxa"/>
-            </w:tcMar>
-          </w:tcPr>
-          <w:p>
-            <w:pPr>
-              <w:spacing w:after="20" w:line="260" w:lineRule="auto"/>
-            </w:pPr>
-            <w:r>
-              <w:rPr>
-                <w:sz w:val="22"/>
-                <w:szCs w:val="22"/>
-              </w:rPr>
-              <w:t>Геометрические/количественные данные элемента для спецификаций и марок.</w:t>
-            </w:r>
-            <w:r>
-              <w:rPr>
-                <w:sz w:val="22"/>
-                <w:szCs w:val="22"/>
-              </w:rPr>
-              <w:t xml:space="preserve"> (параметр для девятиграфки)</w:t>
-            </w:r>
-          </w:p>
-        </w:tc>
-      </w:tr>
-      <w:tr>
-        <w:tc>
-          <w:tcPr>
-            <w:tcW w:w="450" w:type="dxa"/>
-            <w:tcMar>
-              <w:top w:w="60" w:type="dxa"/>
-              <w:left w:w="90" w:type="dxa"/>
-              <w:bottom w:w="60" w:type="dxa"/>
-              <w:right w:w="90" w:type="dxa"/>
-            </w:tcMar>
-          </w:tcPr>
-          <w:p>
-            <w:pPr>
-              <w:spacing w:after="20" w:line="260" w:lineRule="auto"/>
-            </w:pPr>
-            <w:r>
-              <w:rPr>
-                <w:sz w:val="22"/>
-                <w:szCs w:val="22"/>
-              </w:rPr>
-              <w:t>33</w:t>
-            </w:r>
-          </w:p>
-        </w:tc>
-        <w:tc>
-          <w:tcPr>
-            <w:tcW w:w="2200" w:type="dxa"/>
-            <w:tcMar>
-              <w:top w:w="60" w:type="dxa"/>
-              <w:left w:w="90" w:type="dxa"/>
-              <w:bottom w:w="60" w:type="dxa"/>
-              <w:right w:w="90" w:type="dxa"/>
-            </w:tcMar>
-          </w:tcPr>
-          <w:p>
-            <w:pPr>
-              <w:spacing w:after="20" w:line="260" w:lineRule="auto"/>
-            </w:pPr>
-            <w:r>
-              <w:rPr>
-                <w:sz w:val="22"/>
-                <w:szCs w:val="22"/>
-                <w:lang w:val="en-US"/>
-              </w:rPr>
-              <w:t>HT_Настройка клапана</w:t>
-            </w:r>
-          </w:p>
-        </w:tc>
-        <w:tc>
-          <w:tcPr>
-            <w:tcW w:w="1000" w:type="dxa"/>
-            <w:tcMar>
-              <w:top w:w="60" w:type="dxa"/>
-              <w:left w:w="90" w:type="dxa"/>
-              <w:bottom w:w="60" w:type="dxa"/>
-              <w:right w:w="90" w:type="dxa"/>
-            </w:tcMar>
-          </w:tcPr>
-          <w:p>
-            <w:pPr>
-              <w:spacing w:after="20" w:line="260" w:lineRule="auto"/>
-            </w:pPr>
-            <w:r>
-              <w:rPr>
-                <w:sz w:val="22"/>
-                <w:szCs w:val="22"/>
-                <w:lang w:val="en-US"/>
-              </w:rPr>
-              <w:t>Текст</w:t>
-            </w:r>
-          </w:p>
-        </w:tc>
-        <w:tc>
-          <w:tcPr>
-            <w:tcW w:w="2650" w:type="dxa"/>
-            <w:tcMar>
-              <w:top w:w="60" w:type="dxa"/>
-              <w:left w:w="90" w:type="dxa"/>
-              <w:bottom w:w="60" w:type="dxa"/>
-              <w:right w:w="90" w:type="dxa"/>
-            </w:tcMar>
-          </w:tcPr>
-          <w:p>
-            <w:pPr>
-              <w:spacing w:after="20" w:line="260" w:lineRule="auto"/>
-            </w:pPr>
-            <w:r>
-              <w:rPr>
-                <w:sz w:val="22"/>
-                <w:szCs w:val="22"/>
-                <w:lang w:val="en-US"/>
-              </w:rPr>
-              <w:t>Настройка или тип клапана</w:t>
-            </w:r>
-          </w:p>
-        </w:tc>
-        <w:tc>
-          <w:tcPr>
-            <w:tcW w:w="2726" w:type="dxa"/>
-            <w:tcMar>
-              <w:top w:w="60" w:type="dxa"/>
-              <w:left w:w="90" w:type="dxa"/>
-              <w:bottom w:w="60" w:type="dxa"/>
-              <w:right w:w="90" w:type="dxa"/>
-            </w:tcMar>
-          </w:tcPr>
-          <w:p>
-            <w:pPr>
-              <w:spacing w:after="20" w:line="260" w:lineRule="auto"/>
-            </w:pPr>
-            <w:r>
-              <w:rPr>
-                <w:sz w:val="22"/>
-                <w:szCs w:val="22"/>
-              </w:rPr>
-              <w:t>Настройка (прошивка) клапана для спецификации оборудования ОВ.</w:t>
             </w:r>
           </w:p>
         </w:tc>
@@ -16423,7 +15625,7 @@
           <w:szCs w:val="28"/>
           <w:lang w:val="en-US"/>
         </w:rPr>
-        <w:t>5. 03_Инженерные системы — 39 параметров</w:t>
+        <w:t>3. 03_Инженерные системы — 38 параметров</w:t>
       </w:r>
       <w:bookmarkEnd w:id="4"/>
     </w:p>
@@ -16667,37 +15869,7 @@
                 <w:sz w:val="22"/>
                 <w:szCs w:val="22"/>
               </w:rPr>
-              <w:t xml:space="preserve">Номер приточной системы Имя/номер приточной системы помещения. Заполняется скриптом </w:t>
-            </w:r>
-            <w:r>
-              <w:rPr>
-                <w:sz w:val="22"/>
-                <w:szCs w:val="22"/>
-                <w:lang w:val="en-US"/>
-              </w:rPr>
-              <w:t>AirExchange</w:t>
-            </w:r>
-            <w:r>
-              <w:rPr>
-                <w:sz w:val="22"/>
-                <w:szCs w:val="22"/>
-              </w:rPr>
-              <w:t xml:space="preserve"> из таблицы воздухообменов (</w:t>
-            </w:r>
-            <w:r>
-              <w:rPr>
-                <w:sz w:val="22"/>
-                <w:szCs w:val="22"/>
-                <w:lang w:val="en-US"/>
-              </w:rPr>
-              <w:t>CSV</w:t>
-            </w:r>
-            <w:r>
-              <w:rPr>
-                <w:sz w:val="22"/>
-                <w:szCs w:val="22"/>
-              </w:rPr>
-              <w:t>) по номеру помещения.</w:t>
+              <w:t>Номер приточной системы Имя/номер приточной системы помещения. Заполняется скриптом AirExchange из таблицы воздухообменов (CSV) по номеру помещения.</w:t>
             </w:r>
           </w:p>
         </w:tc>
@@ -16720,37 +15892,7 @@
                 <w:sz w:val="22"/>
                 <w:szCs w:val="22"/>
               </w:rPr>
-              <w:t xml:space="preserve">Имя/номер приточной системы помещения. Заполняется скриптом </w:t>
-            </w:r>
-            <w:r>
-              <w:rPr>
-                <w:sz w:val="22"/>
-                <w:szCs w:val="22"/>
-                <w:lang w:val="en-US"/>
-              </w:rPr>
-              <w:t>AirExchange</w:t>
-            </w:r>
-            <w:r>
-              <w:rPr>
-                <w:sz w:val="22"/>
-                <w:szCs w:val="22"/>
-              </w:rPr>
-              <w:t xml:space="preserve"> из таблицы воздухообменов (</w:t>
-            </w:r>
-            <w:r>
-              <w:rPr>
-                <w:sz w:val="22"/>
-                <w:szCs w:val="22"/>
-                <w:lang w:val="en-US"/>
-              </w:rPr>
-              <w:t>CSV</w:t>
-            </w:r>
-            <w:r>
-              <w:rPr>
-                <w:sz w:val="22"/>
-                <w:szCs w:val="22"/>
-              </w:rPr>
-              <w:t>) по номеру помещения.</w:t>
+              <w:t>Имя/номер приточной системы помещения. Заполняется скриптом AirExchange из таблицы воздухообменов (CSV) по номеру помещения.</w:t>
             </w:r>
           </w:p>
         </w:tc>
@@ -16894,7 +16036,6 @@
                 <w:sz w:val="22"/>
                 <w:szCs w:val="22"/>
               </w:rPr>
-              <w:lastRenderedPageBreak/>
               <w:t>3</w:t>
             </w:r>
           </w:p>
@@ -17038,7 +16179,7 @@
                 <w:szCs w:val="22"/>
                 <w:lang w:val="en-US"/>
               </w:rPr>
-              <w:t>HT_Температура</w:t>
+              <w:t>HT_Расход воздуха</w:t>
             </w:r>
           </w:p>
         </w:tc>
@@ -17084,9 +16225,8 @@
               <w:rPr>
                 <w:sz w:val="22"/>
                 <w:szCs w:val="22"/>
-                <w:lang w:val="en-US"/>
-              </w:rPr>
-              <w:t>Температура среды или помещения</w:t>
+              </w:rPr>
+              <w:t>Расход воздуха</w:t>
             </w:r>
           </w:p>
         </w:tc>
@@ -17109,7 +16249,7 @@
                 <w:sz w:val="22"/>
                 <w:szCs w:val="22"/>
               </w:rPr>
-              <w:t>Расчётная величина системы ОВ/отопления для проверки и спецификаций.</w:t>
+              <w:t>Расход воздуха оборудования/элемента для спецификаций ОВ.</w:t>
             </w:r>
           </w:p>
         </w:tc>
@@ -17158,7 +16298,7 @@
                 <w:szCs w:val="22"/>
                 <w:lang w:val="en-US"/>
               </w:rPr>
-              <w:t>HT_Мощность прибора</w:t>
+              <w:t>HT_Температура</w:t>
             </w:r>
           </w:p>
         </w:tc>
@@ -17182,7 +16322,7 @@
                 <w:szCs w:val="22"/>
                 <w:lang w:val="en-US"/>
               </w:rPr>
-              <w:t>Число</w:t>
+              <w:t>Целое</w:t>
             </w:r>
           </w:p>
         </w:tc>
@@ -17204,9 +16344,8 @@
               <w:rPr>
                 <w:sz w:val="22"/>
                 <w:szCs w:val="22"/>
-                <w:lang w:val="en-US"/>
-              </w:rPr>
-              <w:t>Тепловая мощность прибора</w:t>
+              </w:rPr>
+              <w:t>Температура среды или помещения</w:t>
             </w:r>
           </w:p>
         </w:tc>
@@ -17278,7 +16417,7 @@
                 <w:szCs w:val="22"/>
                 <w:lang w:val="en-US"/>
               </w:rPr>
-              <w:t>HT_Классификация систем</w:t>
+              <w:t>HT_Мощность прибора</w:t>
             </w:r>
           </w:p>
         </w:tc>
@@ -17302,7 +16441,7 @@
                 <w:szCs w:val="22"/>
                 <w:lang w:val="en-US"/>
               </w:rPr>
-              <w:t>Текст</w:t>
+              <w:t>Число</w:t>
             </w:r>
           </w:p>
         </w:tc>
@@ -17325,15 +16464,7 @@
                 <w:sz w:val="22"/>
                 <w:szCs w:val="22"/>
               </w:rPr>
-              <w:t xml:space="preserve">Классификация инженерной системы Классификация инженерной системы (параметр соответствия систем №1). </w:t>
-            </w:r>
-            <w:r>
-              <w:rPr>
-                <w:sz w:val="22"/>
-                <w:szCs w:val="22"/>
-                <w:lang w:val="en-US"/>
-              </w:rPr>
-              <w:t>Используется для идентификации систем и формирования спецификаций.</w:t>
+              <w:t>Тепловая мощность прибора</w:t>
             </w:r>
           </w:p>
         </w:tc>
@@ -17356,15 +16487,7 @@
                 <w:sz w:val="22"/>
                 <w:szCs w:val="22"/>
               </w:rPr>
-              <w:t xml:space="preserve">Классификация инженерной системы (параметр соответствия систем №1). </w:t>
-            </w:r>
-            <w:r>
-              <w:rPr>
-                <w:sz w:val="22"/>
-                <w:szCs w:val="22"/>
-                <w:lang w:val="en-US"/>
-              </w:rPr>
-              <w:t>Используется для идентификации систем и формирования спецификаций.</w:t>
+              <w:t>Расчётная величина системы ОВ/отопления для проверки и спецификаций.</w:t>
             </w:r>
           </w:p>
         </w:tc>
@@ -17413,7 +16536,7 @@
                 <w:szCs w:val="22"/>
                 <w:lang w:val="en-US"/>
               </w:rPr>
-              <w:t>HT_Тепловая мощность</w:t>
+              <w:t>HT_Классификация систем</w:t>
             </w:r>
           </w:p>
         </w:tc>
@@ -17437,7 +16560,7 @@
                 <w:szCs w:val="22"/>
                 <w:lang w:val="en-US"/>
               </w:rPr>
-              <w:t>Мощность (ОВ)</w:t>
+              <w:t>Текст</w:t>
             </w:r>
           </w:p>
         </w:tc>
@@ -17460,7 +16583,7 @@
                 <w:sz w:val="22"/>
                 <w:szCs w:val="22"/>
               </w:rPr>
-              <w:t>Тепловая мощность оборудования, Вт, по принятому рабочему режиму.</w:t>
+              <w:t>Классификация инженерной системы Классификация инженерной системы (параметр соответствия систем №1). Используется для идентификации систем и формирования спецификаций.</w:t>
             </w:r>
           </w:p>
         </w:tc>
@@ -17483,7 +16606,7 @@
                 <w:sz w:val="22"/>
                 <w:szCs w:val="22"/>
               </w:rPr>
-              <w:t>Тепловая/холодильная нагрузка оборудования для спецификаций ОВ.</w:t>
+              <w:t>Классификация инженерной системы (параметр соответствия систем №1). Используется для идентификации систем и формирования спецификаций.</w:t>
             </w:r>
           </w:p>
         </w:tc>
@@ -17532,7 +16655,7 @@
                 <w:szCs w:val="22"/>
                 <w:lang w:val="en-US"/>
               </w:rPr>
-              <w:t>HT_Объем вытяжки</w:t>
+              <w:t>HT_Тепловая мощность</w:t>
             </w:r>
           </w:p>
         </w:tc>
@@ -17556,7 +16679,7 @@
                 <w:szCs w:val="22"/>
                 <w:lang w:val="en-US"/>
               </w:rPr>
-              <w:t>Число</w:t>
+              <w:t>Мощность (ОВ)</w:t>
             </w:r>
           </w:p>
         </w:tc>
@@ -17579,15 +16702,7 @@
                 <w:sz w:val="22"/>
                 <w:szCs w:val="22"/>
               </w:rPr>
-              <w:t xml:space="preserve">Объём вытяжного воздуха Вытяжка воздуха из помещения, м³/ч (округление до целого). </w:t>
-            </w:r>
-            <w:r>
-              <w:rPr>
-                <w:sz w:val="22"/>
-                <w:szCs w:val="22"/>
-                <w:lang w:val="en-US"/>
-              </w:rPr>
-              <w:t>Заполняется скриптом AirExchange из таблицы воздухообменов по номеру помещения.</w:t>
+              <w:t>Тепловая мощность оборудования, Вт, по принятому рабочему режиму.</w:t>
             </w:r>
           </w:p>
         </w:tc>
@@ -17610,22 +16725,7 @@
                 <w:sz w:val="22"/>
                 <w:szCs w:val="22"/>
               </w:rPr>
-              <w:t xml:space="preserve">Вытяжка воздуха из помещения, м³/ч (округление до целого). Заполняется скриптом </w:t>
-            </w:r>
-            <w:r>
-              <w:rPr>
-                <w:sz w:val="22"/>
-                <w:szCs w:val="22"/>
-                <w:lang w:val="en-US"/>
-              </w:rPr>
-              <w:t>AirExchange</w:t>
-            </w:r>
-            <w:r>
-              <w:rPr>
-                <w:sz w:val="22"/>
-                <w:szCs w:val="22"/>
-              </w:rPr>
-              <w:t xml:space="preserve"> из таблицы воздухообменов по номеру помещения.</w:t>
+              <w:t>Тепловая/холодильная нагрузка оборудования для спецификаций ОВ.</w:t>
             </w:r>
           </w:p>
         </w:tc>
@@ -17672,8 +16772,9 @@
               <w:rPr>
                 <w:sz w:val="22"/>
                 <w:szCs w:val="22"/>
-              </w:rPr>
-              <w:t>HT_Ват_на_м2</w:t>
+                <w:lang w:val="en-US"/>
+              </w:rPr>
+              <w:t>HT_Объем вытяжки</w:t>
             </w:r>
           </w:p>
         </w:tc>
@@ -17719,9 +16820,8 @@
               <w:rPr>
                 <w:sz w:val="22"/>
                 <w:szCs w:val="22"/>
-                <w:lang w:val="en-US"/>
-              </w:rPr>
-              <w:t>Удельная мощность, Вт/м²</w:t>
+              </w:rPr>
+              <w:t>Объём вытяжного воздуха Вытяжка воздуха из помещения, м³/ч (округление до целого). Заполняется скриптом AirExchange из таблицы воздухообменов по номеру помещения.</w:t>
             </w:r>
           </w:p>
         </w:tc>
@@ -17744,7 +16844,7 @@
                 <w:sz w:val="22"/>
                 <w:szCs w:val="22"/>
               </w:rPr>
-              <w:t>Удельная мощность, Вт/м² — для расчётов электрических нагрузок.</w:t>
+              <w:t>Вытяжка воздуха из помещения, м³/ч (округление до целого). Заполняется скриптом AirExchange из таблицы воздухообменов по номеру помещения.</w:t>
             </w:r>
           </w:p>
         </w:tc>
@@ -17793,7 +16893,7 @@
                 <w:szCs w:val="22"/>
                 <w:lang w:val="en-US"/>
               </w:rPr>
-              <w:t>HT_Частота вращения вентилятора</w:t>
+              <w:t>HT_Ват_на_м2</w:t>
             </w:r>
           </w:p>
         </w:tc>
@@ -17817,7 +16917,7 @@
                 <w:szCs w:val="22"/>
                 <w:lang w:val="en-US"/>
               </w:rPr>
-              <w:t>Целое</w:t>
+              <w:t>Число</w:t>
             </w:r>
           </w:p>
         </w:tc>
@@ -17840,15 +16940,7 @@
                 <w:sz w:val="22"/>
                 <w:szCs w:val="22"/>
               </w:rPr>
-              <w:t xml:space="preserve">Частота вращения рабочего колеса вентилятора, указывается в оборотах в минуту. Участвует в заполнении таблицы характеристик </w:t>
-            </w:r>
-            <w:r>
-              <w:rPr>
-                <w:sz w:val="22"/>
-                <w:szCs w:val="22"/>
-              </w:rPr>
-              <w:lastRenderedPageBreak/>
-              <w:t>оборудования для листа общих данных</w:t>
+              <w:t>Удельная мощность, Вт/м²</w:t>
             </w:r>
           </w:p>
         </w:tc>
@@ -17871,8 +16963,7 @@
                 <w:sz w:val="22"/>
                 <w:szCs w:val="22"/>
               </w:rPr>
-              <w:lastRenderedPageBreak/>
-              <w:t>Аэродинамические/механические характеристики вентиляторов для спецификаций ОВ.</w:t>
+              <w:t>Удельная мощность, Вт/м² — для расчётов электрических нагрузок.</w:t>
             </w:r>
           </w:p>
         </w:tc>
@@ -17921,7 +17012,7 @@
                 <w:szCs w:val="22"/>
                 <w:lang w:val="en-US"/>
               </w:rPr>
-              <w:t>HT_Классификация нагрузок</w:t>
+              <w:t>HT_Частота вращения вентилятора</w:t>
             </w:r>
           </w:p>
         </w:tc>
@@ -17945,7 +17036,7 @@
                 <w:szCs w:val="22"/>
                 <w:lang w:val="en-US"/>
               </w:rPr>
-              <w:t>Классификация нагрузок</w:t>
+              <w:t>Целое</w:t>
             </w:r>
           </w:p>
         </w:tc>
@@ -17967,9 +17058,8 @@
               <w:rPr>
                 <w:sz w:val="22"/>
                 <w:szCs w:val="22"/>
-                <w:lang w:val="en-US"/>
-              </w:rPr>
-              <w:t>Классификация электрических нагрузок</w:t>
+              </w:rPr>
+              <w:t>Частота вращения рабочего колеса вентилятора, указывается в оборотах в минуту. Участвует в заполнении таблицы характеристик оборудования для листа общих данных</w:t>
             </w:r>
           </w:p>
         </w:tc>
@@ -17992,7 +17082,7 @@
                 <w:sz w:val="22"/>
                 <w:szCs w:val="22"/>
               </w:rPr>
-              <w:t>Категория надёжности электроснабжения (классификация нагрузок) для спецификаций ЭОМ.</w:t>
+              <w:t>Аэродинамические/механические характеристики вентиляторов для спецификаций ОВ.</w:t>
             </w:r>
           </w:p>
         </w:tc>
@@ -18041,7 +17131,7 @@
                 <w:szCs w:val="22"/>
                 <w:lang w:val="en-US"/>
               </w:rPr>
-              <w:t>HT_Теплопотери</w:t>
+              <w:t>HT_Классификация нагрузок</w:t>
             </w:r>
           </w:p>
         </w:tc>
@@ -18065,7 +17155,7 @@
                 <w:szCs w:val="22"/>
                 <w:lang w:val="en-US"/>
               </w:rPr>
-              <w:t>Число</w:t>
+              <w:t>Классификация нагрузок</w:t>
             </w:r>
           </w:p>
         </w:tc>
@@ -18087,9 +17177,8 @@
               <w:rPr>
                 <w:sz w:val="22"/>
                 <w:szCs w:val="22"/>
-                <w:lang w:val="en-US"/>
-              </w:rPr>
-              <w:t>Теплопотери помещения</w:t>
+              </w:rPr>
+              <w:t>Классификация электрических нагрузок</w:t>
             </w:r>
           </w:p>
         </w:tc>
@@ -18112,7 +17201,7 @@
                 <w:sz w:val="22"/>
                 <w:szCs w:val="22"/>
               </w:rPr>
-              <w:t>Расчётная величина системы ОВ/отопления для проверки и спецификаций.</w:t>
+              <w:t>Категория надёжности электроснабжения (классификация нагрузок) для спецификаций ЭОМ.</w:t>
             </w:r>
           </w:p>
         </w:tc>
@@ -18161,7 +17250,7 @@
                 <w:szCs w:val="22"/>
                 <w:lang w:val="en-US"/>
               </w:rPr>
-              <w:t>HT_Объем притока</w:t>
+              <w:t>HT_Теплопотери</w:t>
             </w:r>
           </w:p>
         </w:tc>
@@ -18208,15 +17297,7 @@
                 <w:sz w:val="22"/>
                 <w:szCs w:val="22"/>
               </w:rPr>
-              <w:t xml:space="preserve">Объём приточного воздуха Приток воздуха в помещение, м³/ч (округление до целого). </w:t>
-            </w:r>
-            <w:r>
-              <w:rPr>
-                <w:sz w:val="22"/>
-                <w:szCs w:val="22"/>
-                <w:lang w:val="en-US"/>
-              </w:rPr>
-              <w:t>Заполняется скриптом AirExchange из таблицы воздухообменов по номеру помещения.</w:t>
+              <w:t>Теплопотери помещения</w:t>
             </w:r>
           </w:p>
         </w:tc>
@@ -18239,22 +17320,7 @@
                 <w:sz w:val="22"/>
                 <w:szCs w:val="22"/>
               </w:rPr>
-              <w:t xml:space="preserve">Приток воздуха в помещение, м³/ч (округление до целого). Заполняется скриптом </w:t>
-            </w:r>
-            <w:r>
-              <w:rPr>
-                <w:sz w:val="22"/>
-                <w:szCs w:val="22"/>
-                <w:lang w:val="en-US"/>
-              </w:rPr>
-              <w:t>AirExchange</w:t>
-            </w:r>
-            <w:r>
-              <w:rPr>
-                <w:sz w:val="22"/>
-                <w:szCs w:val="22"/>
-              </w:rPr>
-              <w:t xml:space="preserve"> из таблицы воздухообменов по номеру помещения.</w:t>
+              <w:t>Расчётная величина системы ОВ/отопления для проверки и спецификаций.</w:t>
             </w:r>
           </w:p>
         </w:tc>
@@ -18303,7 +17369,7 @@
                 <w:szCs w:val="22"/>
                 <w:lang w:val="en-US"/>
               </w:rPr>
-              <w:t>HT_Количество фаз</w:t>
+              <w:t>HT_Объем притока</w:t>
             </w:r>
           </w:p>
         </w:tc>
@@ -18327,7 +17393,7 @@
                 <w:szCs w:val="22"/>
                 <w:lang w:val="en-US"/>
               </w:rPr>
-              <w:t>Целое</w:t>
+              <w:t>Число</w:t>
             </w:r>
           </w:p>
         </w:tc>
@@ -18350,15 +17416,7 @@
                 <w:sz w:val="22"/>
                 <w:szCs w:val="22"/>
               </w:rPr>
-              <w:t xml:space="preserve">Количество фаз питания по паспорту изделия; целое число. </w:t>
-            </w:r>
-            <w:r>
-              <w:rPr>
-                <w:sz w:val="22"/>
-                <w:szCs w:val="22"/>
-                <w:lang w:val="en-US"/>
-              </w:rPr>
-              <w:t>Не число полюсов.</w:t>
+              <w:t>Объём приточного воздуха Приток воздуха в помещение, м³/ч (округление до целого). Заполняется скриптом AirExchange из таблицы воздухообменов по номеру помещения.</w:t>
             </w:r>
           </w:p>
         </w:tc>
@@ -18381,7 +17439,7 @@
                 <w:sz w:val="22"/>
                 <w:szCs w:val="22"/>
               </w:rPr>
-              <w:t>Электрические характеристики оборудования для спецификаций ЭОМ и расчётов нагрузок.</w:t>
+              <w:t>Приток воздуха в помещение, м³/ч (округление до целого). Заполняется скриптом AirExchange из таблицы воздухообменов по номеру помещения.</w:t>
             </w:r>
           </w:p>
         </w:tc>
@@ -18430,7 +17488,7 @@
                 <w:szCs w:val="22"/>
                 <w:lang w:val="en-US"/>
               </w:rPr>
-              <w:t>HT_Количество полюсов</w:t>
+              <w:t>HT_Количество фаз</w:t>
             </w:r>
           </w:p>
         </w:tc>
@@ -18454,7 +17512,7 @@
                 <w:szCs w:val="22"/>
                 <w:lang w:val="en-US"/>
               </w:rPr>
-              <w:t>Число полюсов</w:t>
+              <w:t>Целое</w:t>
             </w:r>
           </w:p>
         </w:tc>
@@ -18477,7 +17535,7 @@
                 <w:sz w:val="22"/>
                 <w:szCs w:val="22"/>
               </w:rPr>
-              <w:t>Количество полюсов электрического соединителя. Не подменяет количество фаз.</w:t>
+              <w:t>Количество фаз питания по паспорту изделия; целое число. Не число полюсов.</w:t>
             </w:r>
           </w:p>
         </w:tc>
@@ -18549,7 +17607,7 @@
                 <w:szCs w:val="22"/>
                 <w:lang w:val="en-US"/>
               </w:rPr>
-              <w:t>HT_ТолщинаЛотка</w:t>
+              <w:t>HT_Количество полюсов</w:t>
             </w:r>
           </w:p>
         </w:tc>
@@ -18573,7 +17631,7 @@
                 <w:szCs w:val="22"/>
                 <w:lang w:val="en-US"/>
               </w:rPr>
-              <w:t>Размер лотка</w:t>
+              <w:t>Число полюсов</w:t>
             </w:r>
           </w:p>
         </w:tc>
@@ -18595,9 +17653,8 @@
               <w:rPr>
                 <w:sz w:val="22"/>
                 <w:szCs w:val="22"/>
-                <w:lang w:val="en-US"/>
-              </w:rPr>
-              <w:t>Толщина стенки кабельного лотка</w:t>
+              </w:rPr>
+              <w:t>Количество полюсов электрического соединителя. Не подменяет количество фаз.</w:t>
             </w:r>
           </w:p>
         </w:tc>
@@ -18620,7 +17677,7 @@
                 <w:sz w:val="22"/>
                 <w:szCs w:val="22"/>
               </w:rPr>
-              <w:t>Размер кабельного лотка (ширина/высота/толщина) для спецификаций ЭОМ.</w:t>
+              <w:t>Электрические характеристики оборудования для спецификаций ЭОМ и расчётов нагрузок.</w:t>
             </w:r>
           </w:p>
         </w:tc>
@@ -18669,7 +17726,7 @@
                 <w:szCs w:val="22"/>
                 <w:lang w:val="en-US"/>
               </w:rPr>
-              <w:t>HT_Частота вращения двигателя</w:t>
+              <w:t>HT_ТолщинаЛотка</w:t>
             </w:r>
           </w:p>
         </w:tc>
@@ -18693,7 +17750,7 @@
                 <w:szCs w:val="22"/>
                 <w:lang w:val="en-US"/>
               </w:rPr>
-              <w:t>Целое</w:t>
+              <w:t>Размер лотка</w:t>
             </w:r>
           </w:p>
         </w:tc>
@@ -18716,7 +17773,7 @@
                 <w:sz w:val="22"/>
                 <w:szCs w:val="22"/>
               </w:rPr>
-              <w:t>Частота вращения двигателя, указывается в оборотах в минуту. Участвует в заполнении таблицы характеристик оборудования для листа общих данных</w:t>
+              <w:t>Толщина стенки кабельного лотка</w:t>
             </w:r>
           </w:p>
         </w:tc>
@@ -18739,7 +17796,7 @@
                 <w:sz w:val="22"/>
                 <w:szCs w:val="22"/>
               </w:rPr>
-              <w:t>Аэродинамические/механические характеристики вентиляторов для спецификаций ОВ.</w:t>
+              <w:t>Размер кабельного лотка (ширина/высота/толщина) для спецификаций ЭОМ.</w:t>
             </w:r>
           </w:p>
         </w:tc>
@@ -18788,7 +17845,7 @@
                 <w:szCs w:val="22"/>
                 <w:lang w:val="en-US"/>
               </w:rPr>
-              <w:t>HT_Полная мощность</w:t>
+              <w:t>HT_Частота вращения двигателя</w:t>
             </w:r>
           </w:p>
         </w:tc>
@@ -18812,7 +17869,7 @@
                 <w:szCs w:val="22"/>
                 <w:lang w:val="en-US"/>
               </w:rPr>
-              <w:t>Полная мощность</w:t>
+              <w:t>Целое</w:t>
             </w:r>
           </w:p>
         </w:tc>
@@ -18835,22 +17892,7 @@
                 <w:sz w:val="22"/>
                 <w:szCs w:val="22"/>
               </w:rPr>
-              <w:t xml:space="preserve">Полная установленная мощность. </w:t>
-            </w:r>
-            <w:r>
-              <w:rPr>
-                <w:sz w:val="22"/>
-                <w:szCs w:val="22"/>
-                <w:lang w:val="en-US"/>
-              </w:rPr>
-              <w:t>S</w:t>
-            </w:r>
-            <w:r>
-              <w:rPr>
-                <w:sz w:val="22"/>
-                <w:szCs w:val="22"/>
-              </w:rPr>
-              <w:t xml:space="preserve"> [ВА или кВА]</w:t>
+              <w:t>Частота вращения двигателя, указывается в оборотах в минуту. Участвует в заполнении таблицы характеристик оборудования для листа общих данных</w:t>
             </w:r>
           </w:p>
         </w:tc>
@@ -18873,7 +17915,7 @@
                 <w:sz w:val="22"/>
                 <w:szCs w:val="22"/>
               </w:rPr>
-              <w:t>Электрические характеристики оборудования для спецификаций ЭОМ и расчётов нагрузок.</w:t>
+              <w:t>Аэродинамические/механические характеристики вентиляторов для спецификаций ОВ.</w:t>
             </w:r>
           </w:p>
         </w:tc>
@@ -18898,7 +17940,6 @@
                 <w:sz w:val="22"/>
                 <w:szCs w:val="22"/>
               </w:rPr>
-              <w:lastRenderedPageBreak/>
               <w:t>19</w:t>
             </w:r>
           </w:p>
@@ -18923,7 +17964,7 @@
                 <w:szCs w:val="22"/>
                 <w:lang w:val="en-US"/>
               </w:rPr>
-              <w:t>HT_Тип_Клапана</w:t>
+              <w:t>HT_Полная мощность</w:t>
             </w:r>
           </w:p>
         </w:tc>
@@ -18947,7 +17988,7 @@
                 <w:szCs w:val="22"/>
                 <w:lang w:val="en-US"/>
               </w:rPr>
-              <w:t>Да/Нет</w:t>
+              <w:t>Полная мощность</w:t>
             </w:r>
           </w:p>
         </w:tc>
@@ -18970,7 +18011,7 @@
                 <w:sz w:val="22"/>
                 <w:szCs w:val="22"/>
               </w:rPr>
-              <w:t>Параметр меняющий логику формирования HT_Наименование ОЗК (1-&gt;Стеновой, 0-&gt;Канальный)</w:t>
+              <w:t>Полная установленная мощность. S [ВА или кВА]</w:t>
             </w:r>
           </w:p>
         </w:tc>
@@ -18993,7 +18034,7 @@
                 <w:sz w:val="22"/>
                 <w:szCs w:val="22"/>
               </w:rPr>
-              <w:t>Признак типа клапана (да/нет) для классификации в спецификациях ОВ.</w:t>
+              <w:t>Электрические характеристики оборудования для спецификаций ЭОМ и расчётов нагрузок.</w:t>
             </w:r>
           </w:p>
         </w:tc>
@@ -19042,7 +18083,7 @@
                 <w:szCs w:val="22"/>
                 <w:lang w:val="en-US"/>
               </w:rPr>
-              <w:t>HT_Номер системы_вытяжка</w:t>
+              <w:t>HT_Настройка клапана</w:t>
             </w:r>
           </w:p>
         </w:tc>
@@ -19089,37 +18130,7 @@
                 <w:sz w:val="22"/>
                 <w:szCs w:val="22"/>
               </w:rPr>
-              <w:t xml:space="preserve">Номер вытяжной системы Имя/номер вытяжной системы помещения. Заполняется скриптом </w:t>
-            </w:r>
-            <w:r>
-              <w:rPr>
-                <w:sz w:val="22"/>
-                <w:szCs w:val="22"/>
-                <w:lang w:val="en-US"/>
-              </w:rPr>
-              <w:t>AirExchange</w:t>
-            </w:r>
-            <w:r>
-              <w:rPr>
-                <w:sz w:val="22"/>
-                <w:szCs w:val="22"/>
-              </w:rPr>
-              <w:t xml:space="preserve"> из таблицы воздухообменов (</w:t>
-            </w:r>
-            <w:r>
-              <w:rPr>
-                <w:sz w:val="22"/>
-                <w:szCs w:val="22"/>
-                <w:lang w:val="en-US"/>
-              </w:rPr>
-              <w:t>CSV</w:t>
-            </w:r>
-            <w:r>
-              <w:rPr>
-                <w:sz w:val="22"/>
-                <w:szCs w:val="22"/>
-              </w:rPr>
-              <w:t>) по номеру помещения.</w:t>
+              <w:t>Настройка или тип клапана</w:t>
             </w:r>
           </w:p>
         </w:tc>
@@ -19142,37 +18153,7 @@
                 <w:sz w:val="22"/>
                 <w:szCs w:val="22"/>
               </w:rPr>
-              <w:t xml:space="preserve">Имя/номер вытяжной системы помещения. Заполняется скриптом </w:t>
-            </w:r>
-            <w:r>
-              <w:rPr>
-                <w:sz w:val="22"/>
-                <w:szCs w:val="22"/>
-                <w:lang w:val="en-US"/>
-              </w:rPr>
-              <w:t>AirExchange</w:t>
-            </w:r>
-            <w:r>
-              <w:rPr>
-                <w:sz w:val="22"/>
-                <w:szCs w:val="22"/>
-              </w:rPr>
-              <w:t xml:space="preserve"> из таблицы воздухообменов (</w:t>
-            </w:r>
-            <w:r>
-              <w:rPr>
-                <w:sz w:val="22"/>
-                <w:szCs w:val="22"/>
-                <w:lang w:val="en-US"/>
-              </w:rPr>
-              <w:t>CSV</w:t>
-            </w:r>
-            <w:r>
-              <w:rPr>
-                <w:sz w:val="22"/>
-                <w:szCs w:val="22"/>
-              </w:rPr>
-              <w:t>) по номеру помещения.</w:t>
+              <w:t>Настройка (прошивка) клапана для спецификации оборудования ОВ.</w:t>
             </w:r>
           </w:p>
         </w:tc>
@@ -19221,7 +18202,7 @@
                 <w:szCs w:val="22"/>
                 <w:lang w:val="en-US"/>
               </w:rPr>
-              <w:t>HT_Напряжение</w:t>
+              <w:t>HT_Тип_Клапана</w:t>
             </w:r>
           </w:p>
         </w:tc>
@@ -19245,7 +18226,7 @@
                 <w:szCs w:val="22"/>
                 <w:lang w:val="en-US"/>
               </w:rPr>
-              <w:t>Напряжение</w:t>
+              <w:t>Да/Нет</w:t>
             </w:r>
           </w:p>
         </w:tc>
@@ -19267,9 +18248,8 @@
               <w:rPr>
                 <w:sz w:val="22"/>
                 <w:szCs w:val="22"/>
-                <w:lang w:val="en-US"/>
-              </w:rPr>
-              <w:t>Номинальное напряжение питания, В.</w:t>
+              </w:rPr>
+              <w:t>Параметр меняющий логику формирования HT_Наименование ОЗК (1-&gt;Стеновой, 0-&gt;Канальный)</w:t>
             </w:r>
           </w:p>
         </w:tc>
@@ -19292,7 +18272,7 @@
                 <w:sz w:val="22"/>
                 <w:szCs w:val="22"/>
               </w:rPr>
-              <w:t>Электрические характеристики оборудования для спецификаций ЭОМ и расчётов нагрузок.</w:t>
+              <w:t>Признак типа клапана (да/нет) для классификации в спецификациях ОВ.</w:t>
             </w:r>
           </w:p>
         </w:tc>
@@ -19341,7 +18321,7 @@
                 <w:szCs w:val="22"/>
                 <w:lang w:val="en-US"/>
               </w:rPr>
-              <w:t>HT_Холодильная мощность</w:t>
+              <w:t>HT_ПлощадьФасонныхЭлементов</w:t>
             </w:r>
           </w:p>
         </w:tc>
@@ -19365,7 +18345,7 @@
                 <w:szCs w:val="22"/>
                 <w:lang w:val="en-US"/>
               </w:rPr>
-              <w:t>Холодильная нагрузка</w:t>
+              <w:t>Число</w:t>
             </w:r>
           </w:p>
         </w:tc>
@@ -19388,7 +18368,7 @@
                 <w:sz w:val="22"/>
                 <w:szCs w:val="22"/>
               </w:rPr>
-              <w:t>Холодильная мощность оборудования, Вт, по принятому рабочему режиму.</w:t>
+              <w:t>Площадь фасонных элементов</w:t>
             </w:r>
           </w:p>
         </w:tc>
@@ -19411,7 +18391,7 @@
                 <w:sz w:val="22"/>
                 <w:szCs w:val="22"/>
               </w:rPr>
-              <w:t>Тепловая/холодильная нагрузка оборудования для спецификаций ОВ.</w:t>
+              <w:t>Геометрические/количественные данные элемента для спецификаций и марок. (параметр для девятиграфки)</w:t>
             </w:r>
           </w:p>
         </w:tc>
@@ -19460,7 +18440,7 @@
                 <w:szCs w:val="22"/>
                 <w:lang w:val="en-US"/>
               </w:rPr>
-              <w:t>HT_ШиринаЛотка</w:t>
+              <w:t>HT_Номер системы_вытяжка</w:t>
             </w:r>
           </w:p>
         </w:tc>
@@ -19484,7 +18464,7 @@
                 <w:szCs w:val="22"/>
                 <w:lang w:val="en-US"/>
               </w:rPr>
-              <w:t>Размер лотка</w:t>
+              <w:t>Текст</w:t>
             </w:r>
           </w:p>
         </w:tc>
@@ -19506,9 +18486,8 @@
               <w:rPr>
                 <w:sz w:val="22"/>
                 <w:szCs w:val="22"/>
-                <w:lang w:val="en-US"/>
-              </w:rPr>
-              <w:t>Ширина кабельного лотка</w:t>
+              </w:rPr>
+              <w:t>Номер вытяжной системы Имя/номер вытяжной системы помещения. Заполняется скриптом AirExchange из таблицы воздухообменов (CSV) по номеру помещения.</w:t>
             </w:r>
           </w:p>
         </w:tc>
@@ -19531,7 +18510,7 @@
                 <w:sz w:val="22"/>
                 <w:szCs w:val="22"/>
               </w:rPr>
-              <w:t>Размер кабельного лотка (ширина/высота/толщина) для спецификаций ЭОМ.</w:t>
+              <w:t>Имя/номер вытяжной системы помещения. Заполняется скриптом AirExchange из таблицы воздухообменов (CSV) по номеру помещения.</w:t>
             </w:r>
           </w:p>
         </w:tc>
@@ -19580,7 +18559,7 @@
                 <w:szCs w:val="22"/>
                 <w:lang w:val="en-US"/>
               </w:rPr>
-              <w:t>HT_Расход</w:t>
+              <w:t>HT_Напряжение</w:t>
             </w:r>
           </w:p>
         </w:tc>
@@ -19604,7 +18583,7 @@
                 <w:szCs w:val="22"/>
                 <w:lang w:val="en-US"/>
               </w:rPr>
-              <w:t>Воздухорасход</w:t>
+              <w:t>Напряжение</w:t>
             </w:r>
           </w:p>
         </w:tc>
@@ -19627,37 +18606,7 @@
                 <w:sz w:val="22"/>
                 <w:szCs w:val="22"/>
               </w:rPr>
-              <w:t xml:space="preserve">Расход воздуха элемента Проектный расход вентиляционной системы. Параметр типа системы, заполняется скриптом </w:t>
-            </w:r>
-            <w:r>
-              <w:rPr>
-                <w:sz w:val="22"/>
-                <w:szCs w:val="22"/>
-                <w:lang w:val="en-US"/>
-              </w:rPr>
-              <w:t>CreateSystem</w:t>
-            </w:r>
-            <w:r>
-              <w:rPr>
-                <w:sz w:val="22"/>
-                <w:szCs w:val="22"/>
-              </w:rPr>
-              <w:t xml:space="preserve"> из </w:t>
-            </w:r>
-            <w:r>
-              <w:rPr>
-                <w:sz w:val="22"/>
-                <w:szCs w:val="22"/>
-                <w:lang w:val="en-US"/>
-              </w:rPr>
-              <w:t>CSV</w:t>
-            </w:r>
-            <w:r>
-              <w:rPr>
-                <w:sz w:val="22"/>
-                <w:szCs w:val="22"/>
-              </w:rPr>
-              <w:t xml:space="preserve"> на стадии П.</w:t>
+              <w:t>Номинальное напряжение питания, В.</w:t>
             </w:r>
           </w:p>
         </w:tc>
@@ -19680,37 +18629,7 @@
                 <w:sz w:val="22"/>
                 <w:szCs w:val="22"/>
               </w:rPr>
-              <w:t xml:space="preserve">Проектный расход вентиляционной системы. Параметр типа системы, заполняется скриптом </w:t>
-            </w:r>
-            <w:r>
-              <w:rPr>
-                <w:sz w:val="22"/>
-                <w:szCs w:val="22"/>
-                <w:lang w:val="en-US"/>
-              </w:rPr>
-              <w:t>CreateSystem</w:t>
-            </w:r>
-            <w:r>
-              <w:rPr>
-                <w:sz w:val="22"/>
-                <w:szCs w:val="22"/>
-              </w:rPr>
-              <w:t xml:space="preserve"> из </w:t>
-            </w:r>
-            <w:r>
-              <w:rPr>
-                <w:sz w:val="22"/>
-                <w:szCs w:val="22"/>
-                <w:lang w:val="en-US"/>
-              </w:rPr>
-              <w:t>CSV</w:t>
-            </w:r>
-            <w:r>
-              <w:rPr>
-                <w:sz w:val="22"/>
-                <w:szCs w:val="22"/>
-              </w:rPr>
-              <w:t xml:space="preserve"> на стадии П.</w:t>
+              <w:t>Электрические характеристики оборудования для спецификаций ЭОМ и расчётов нагрузок.</w:t>
             </w:r>
           </w:p>
         </w:tc>
@@ -19759,7 +18678,7 @@
                 <w:szCs w:val="22"/>
                 <w:lang w:val="en-US"/>
               </w:rPr>
-              <w:t>HT_ИмяСистемы</w:t>
+              <w:t>HT_Холодильная мощность</w:t>
             </w:r>
           </w:p>
         </w:tc>
@@ -19783,7 +18702,7 @@
                 <w:szCs w:val="22"/>
                 <w:lang w:val="en-US"/>
               </w:rPr>
-              <w:t>Текст</w:t>
+              <w:t>Холодильная нагрузка</w:t>
             </w:r>
           </w:p>
         </w:tc>
@@ -19806,60 +18725,7 @@
                 <w:sz w:val="22"/>
                 <w:szCs w:val="22"/>
               </w:rPr>
-              <w:t xml:space="preserve">Имя инженерной системы Идентификация элементов воздуховодных и трубопроводных систем. Массово заполняется скриптом </w:t>
-            </w:r>
-            <w:r>
-              <w:rPr>
-                <w:sz w:val="22"/>
-                <w:szCs w:val="22"/>
-                <w:lang w:val="en-US"/>
-              </w:rPr>
-              <w:t>SysName</w:t>
-            </w:r>
-            <w:r>
-              <w:rPr>
-                <w:sz w:val="22"/>
-                <w:szCs w:val="22"/>
-              </w:rPr>
-              <w:t xml:space="preserve"> </w:t>
-            </w:r>
-            <w:r>
-              <w:rPr>
-                <w:sz w:val="22"/>
-                <w:szCs w:val="22"/>
-              </w:rPr>
-              <w:lastRenderedPageBreak/>
-              <w:t>(</w:t>
-            </w:r>
-            <w:r>
-              <w:rPr>
-                <w:sz w:val="22"/>
-                <w:szCs w:val="22"/>
-                <w:lang w:val="en-US"/>
-              </w:rPr>
-              <w:t>RenameDuctSysytem</w:t>
-            </w:r>
-            <w:r>
-              <w:rPr>
-                <w:sz w:val="22"/>
-                <w:szCs w:val="22"/>
-              </w:rPr>
-              <w:t xml:space="preserve">) из «Сокращения» типа системы; ключ построения видов и фильтров схем скриптом </w:t>
-            </w:r>
-            <w:r>
-              <w:rPr>
-                <w:sz w:val="22"/>
-                <w:szCs w:val="22"/>
-                <w:lang w:val="en-US"/>
-              </w:rPr>
-              <w:t>VentShem</w:t>
-            </w:r>
-            <w:r>
-              <w:rPr>
-                <w:sz w:val="22"/>
-                <w:szCs w:val="22"/>
-              </w:rPr>
-              <w:t>; строка соответствия систем №2.</w:t>
+              <w:t>Холодильная мощность оборудования, Вт, по принятому рабочему режиму.</w:t>
             </w:r>
           </w:p>
         </w:tc>
@@ -19882,54 +18748,7 @@
                 <w:sz w:val="22"/>
                 <w:szCs w:val="22"/>
               </w:rPr>
-              <w:lastRenderedPageBreak/>
-              <w:t xml:space="preserve">Идентификация элементов воздуховодных и трубопроводных систем. Массово заполняется скриптом </w:t>
-            </w:r>
-            <w:r>
-              <w:rPr>
-                <w:sz w:val="22"/>
-                <w:szCs w:val="22"/>
-                <w:lang w:val="en-US"/>
-              </w:rPr>
-              <w:t>SysName</w:t>
-            </w:r>
-            <w:r>
-              <w:rPr>
-                <w:sz w:val="22"/>
-                <w:szCs w:val="22"/>
-              </w:rPr>
-              <w:t xml:space="preserve"> (</w:t>
-            </w:r>
-            <w:r>
-              <w:rPr>
-                <w:sz w:val="22"/>
-                <w:szCs w:val="22"/>
-                <w:lang w:val="en-US"/>
-              </w:rPr>
-              <w:t>RenameDuctSysytem</w:t>
-            </w:r>
-            <w:r>
-              <w:rPr>
-                <w:sz w:val="22"/>
-                <w:szCs w:val="22"/>
-              </w:rPr>
-              <w:t xml:space="preserve">) из «Сокращения» типа системы; ключ построения видов и фильтров схем скриптом </w:t>
-            </w:r>
-            <w:r>
-              <w:rPr>
-                <w:sz w:val="22"/>
-                <w:szCs w:val="22"/>
-                <w:lang w:val="en-US"/>
-              </w:rPr>
-              <w:lastRenderedPageBreak/>
-              <w:t>VentShem</w:t>
-            </w:r>
-            <w:r>
-              <w:rPr>
-                <w:sz w:val="22"/>
-                <w:szCs w:val="22"/>
-              </w:rPr>
-              <w:t>; строка соответствия систем №2.</w:t>
+              <w:t>Тепловая/холодильная нагрузка оборудования для спецификаций ОВ.</w:t>
             </w:r>
           </w:p>
         </w:tc>
@@ -19954,7 +18773,6 @@
                 <w:sz w:val="22"/>
                 <w:szCs w:val="22"/>
               </w:rPr>
-              <w:lastRenderedPageBreak/>
               <w:t>26</w:t>
             </w:r>
           </w:p>
@@ -19979,7 +18797,7 @@
                 <w:szCs w:val="22"/>
                 <w:lang w:val="en-US"/>
               </w:rPr>
-              <w:t>HT_Свободный напор воздуха</w:t>
+              <w:t>HT_ШиринаЛотка</w:t>
             </w:r>
           </w:p>
         </w:tc>
@@ -20003,7 +18821,7 @@
                 <w:szCs w:val="22"/>
                 <w:lang w:val="en-US"/>
               </w:rPr>
-              <w:t>Давление (ОВ)</w:t>
+              <w:t>Размер лотка</w:t>
             </w:r>
           </w:p>
         </w:tc>
@@ -20026,7 +18844,7 @@
                 <w:sz w:val="22"/>
                 <w:szCs w:val="22"/>
               </w:rPr>
-              <w:t>Статический напор оборудования. Полный напор за вычетом собственного сопротивления оборудования</w:t>
+              <w:t>Ширина кабельного лотка</w:t>
             </w:r>
           </w:p>
         </w:tc>
@@ -20049,7 +18867,7 @@
                 <w:sz w:val="22"/>
                 <w:szCs w:val="22"/>
               </w:rPr>
-              <w:t>Аэродинамические/механические характеристики вентиляторов для спецификаций ОВ.</w:t>
+              <w:t>Размер кабельного лотка (ширина/высота/толщина) для спецификаций ЭОМ.</w:t>
             </w:r>
           </w:p>
         </w:tc>
@@ -20098,7 +18916,7 @@
                 <w:szCs w:val="22"/>
                 <w:lang w:val="en-US"/>
               </w:rPr>
-              <w:t>HT_Теплопритоки</w:t>
+              <w:t>HT_Расход</w:t>
             </w:r>
           </w:p>
         </w:tc>
@@ -20122,7 +18940,7 @@
                 <w:szCs w:val="22"/>
                 <w:lang w:val="en-US"/>
               </w:rPr>
-              <w:t>Целое</w:t>
+              <w:t>Воздухорасход</w:t>
             </w:r>
           </w:p>
         </w:tc>
@@ -20144,9 +18962,8 @@
               <w:rPr>
                 <w:sz w:val="22"/>
                 <w:szCs w:val="22"/>
-                <w:lang w:val="en-US"/>
-              </w:rPr>
-              <w:t>Теплопритоки помещения</w:t>
+              </w:rPr>
+              <w:t>Расход воздуха элемента Проектный расход вентиляционной системы. Параметр типа системы, заполняется скриптом CreateSystem из CSV на стадии П.</w:t>
             </w:r>
           </w:p>
         </w:tc>
@@ -20169,7 +18986,7 @@
                 <w:sz w:val="22"/>
                 <w:szCs w:val="22"/>
               </w:rPr>
-              <w:t>Расчётная величина системы ОВ/отопления для проверки и спецификаций.</w:t>
+              <w:t>Проектный расход вентиляционной системы. Параметр типа системы, заполняется скриптом CreateSystem из CSV на стадии П.</w:t>
             </w:r>
           </w:p>
         </w:tc>
@@ -20218,7 +19035,7 @@
                 <w:szCs w:val="22"/>
                 <w:lang w:val="en-US"/>
               </w:rPr>
-              <w:t>HT_Расход жидкости</w:t>
+              <w:t>HT_ИмяСистемы</w:t>
             </w:r>
           </w:p>
         </w:tc>
@@ -20242,7 +19059,7 @@
                 <w:szCs w:val="22"/>
                 <w:lang w:val="en-US"/>
               </w:rPr>
-              <w:t>Расход (трубопровод)</w:t>
+              <w:t>Текст</w:t>
             </w:r>
           </w:p>
         </w:tc>
@@ -20265,7 +19082,7 @@
                 <w:sz w:val="22"/>
                 <w:szCs w:val="22"/>
               </w:rPr>
-              <w:t>Расход жидкости, л/с; проектный режим задается экземпляром.</w:t>
+              <w:t>Имя инженерной системы Идентификация элементов воздуховодных и трубопроводных систем. Массово заполняется скриптом SysName (RenameDuctSysytem) из «Сокращения» типа системы; ключ построения видов и фильтров схем скриптом VentShem; строка соответствия систем №2.</w:t>
             </w:r>
           </w:p>
         </w:tc>
@@ -20288,7 +19105,7 @@
                 <w:sz w:val="22"/>
                 <w:szCs w:val="22"/>
               </w:rPr>
-              <w:t>Гидравлический расчёт трубопроводной системы: расход/потеря давления теплоносителя.</w:t>
+              <w:t>Идентификация элементов воздуховодных и трубопроводных систем. Массово заполняется скриптом SysName (RenameDuctSysytem) из «Сокращения» типа системы; ключ построения видов и фильтров схем скриптом VentShem; строка соответствия систем №2.</w:t>
             </w:r>
           </w:p>
         </w:tc>
@@ -20337,7 +19154,7 @@
                 <w:szCs w:val="22"/>
                 <w:lang w:val="en-US"/>
               </w:rPr>
-              <w:t>HT_Потеря давления</w:t>
+              <w:t>HT_Свободный напор воздуха</w:t>
             </w:r>
           </w:p>
         </w:tc>
@@ -20384,37 +19201,7 @@
                 <w:sz w:val="22"/>
                 <w:szCs w:val="22"/>
               </w:rPr>
-              <w:t xml:space="preserve">Потеря давления на элементе Проектная потеря давления вентиляционной системы. Параметр типа системы, заполняется скриптом </w:t>
-            </w:r>
-            <w:r>
-              <w:rPr>
-                <w:sz w:val="22"/>
-                <w:szCs w:val="22"/>
-                <w:lang w:val="en-US"/>
-              </w:rPr>
-              <w:t>CreateSystem</w:t>
-            </w:r>
-            <w:r>
-              <w:rPr>
-                <w:sz w:val="22"/>
-                <w:szCs w:val="22"/>
-              </w:rPr>
-              <w:t xml:space="preserve"> из </w:t>
-            </w:r>
-            <w:r>
-              <w:rPr>
-                <w:sz w:val="22"/>
-                <w:szCs w:val="22"/>
-                <w:lang w:val="en-US"/>
-              </w:rPr>
-              <w:t>CSV</w:t>
-            </w:r>
-            <w:r>
-              <w:rPr>
-                <w:sz w:val="22"/>
-                <w:szCs w:val="22"/>
-              </w:rPr>
-              <w:t xml:space="preserve"> на стадии П.</w:t>
+              <w:t>Статический напор оборудования. Полный напор за вычетом собственного сопротивления оборудования</w:t>
             </w:r>
           </w:p>
         </w:tc>
@@ -20437,37 +19224,7 @@
                 <w:sz w:val="22"/>
                 <w:szCs w:val="22"/>
               </w:rPr>
-              <w:t xml:space="preserve">Проектная потеря давления вентиляционной системы. Параметр типа системы, заполняется скриптом </w:t>
-            </w:r>
-            <w:r>
-              <w:rPr>
-                <w:sz w:val="22"/>
-                <w:szCs w:val="22"/>
-                <w:lang w:val="en-US"/>
-              </w:rPr>
-              <w:t>CreateSystem</w:t>
-            </w:r>
-            <w:r>
-              <w:rPr>
-                <w:sz w:val="22"/>
-                <w:szCs w:val="22"/>
-              </w:rPr>
-              <w:t xml:space="preserve"> из </w:t>
-            </w:r>
-            <w:r>
-              <w:rPr>
-                <w:sz w:val="22"/>
-                <w:szCs w:val="22"/>
-                <w:lang w:val="en-US"/>
-              </w:rPr>
-              <w:t>CSV</w:t>
-            </w:r>
-            <w:r>
-              <w:rPr>
-                <w:sz w:val="22"/>
-                <w:szCs w:val="22"/>
-              </w:rPr>
-              <w:t xml:space="preserve"> на стадии П.</w:t>
+              <w:t>Аэродинамические/механические характеристики вентиляторов для спецификаций ОВ.</w:t>
             </w:r>
           </w:p>
         </w:tc>
@@ -20516,7 +19273,7 @@
                 <w:szCs w:val="22"/>
                 <w:lang w:val="en-US"/>
               </w:rPr>
-              <w:t>HT_Номинальная мощность</w:t>
+              <w:t>HT_Теплопритоки</w:t>
             </w:r>
           </w:p>
         </w:tc>
@@ -20540,7 +19297,7 @@
                 <w:szCs w:val="22"/>
                 <w:lang w:val="en-US"/>
               </w:rPr>
-              <w:t>Электрическая мощность</w:t>
+              <w:t>Целое</w:t>
             </w:r>
           </w:p>
         </w:tc>
@@ -20563,7 +19320,7 @@
                 <w:sz w:val="22"/>
                 <w:szCs w:val="22"/>
               </w:rPr>
-              <w:t>Номинальная активная электрическая мощность, Вт. Не тепловая и не полная мощность.</w:t>
+              <w:t>Теплопритоки помещения</w:t>
             </w:r>
           </w:p>
         </w:tc>
@@ -20586,7 +19343,7 @@
                 <w:sz w:val="22"/>
                 <w:szCs w:val="22"/>
               </w:rPr>
-              <w:t>Электрические характеристики оборудования для спецификаций ЭОМ и расчётов нагрузок.</w:t>
+              <w:t>Расчётная величина системы ОВ/отопления для проверки и спецификаций.</w:t>
             </w:r>
           </w:p>
         </w:tc>
@@ -20635,7 +19392,7 @@
                 <w:szCs w:val="22"/>
                 <w:lang w:val="en-US"/>
               </w:rPr>
-              <w:t>HT_Тип_разводки</w:t>
+              <w:t>HT_Расход жидкости</w:t>
             </w:r>
           </w:p>
         </w:tc>
@@ -20659,7 +19416,7 @@
                 <w:szCs w:val="22"/>
                 <w:lang w:val="en-US"/>
               </w:rPr>
-              <w:t>Текст</w:t>
+              <w:t>Расход (трубопровод)</w:t>
             </w:r>
           </w:p>
         </w:tc>
@@ -20682,24 +19439,7 @@
                 <w:sz w:val="22"/>
                 <w:szCs w:val="22"/>
               </w:rPr>
-              <w:t xml:space="preserve">Является ли труба стояком Классификация труб по направлению: «Стояк» / «Разводка» / «Наклонная». </w:t>
-            </w:r>
-            <w:r>
-              <w:rPr>
-                <w:sz w:val="22"/>
-                <w:szCs w:val="22"/>
-                <w:lang w:val="en-US"/>
-              </w:rPr>
-              <w:t xml:space="preserve">Заполняется скриптом PipeUtil по </w:t>
-            </w:r>
-            <w:r>
-              <w:rPr>
-                <w:sz w:val="22"/>
-                <w:szCs w:val="22"/>
-                <w:lang w:val="en-US"/>
-              </w:rPr>
-              <w:lastRenderedPageBreak/>
-              <w:t>углу наклона трубы к горизонту.</w:t>
+              <w:t>Расход жидкости, л/с; проектный режим задается экземпляром.</w:t>
             </w:r>
           </w:p>
         </w:tc>
@@ -20722,16 +19462,7 @@
                 <w:sz w:val="22"/>
                 <w:szCs w:val="22"/>
               </w:rPr>
-              <w:lastRenderedPageBreak/>
-              <w:t xml:space="preserve">Классификация труб по направлению: «Стояк» / «Разводка» / «Наклонная». </w:t>
-            </w:r>
-            <w:r>
-              <w:rPr>
-                <w:sz w:val="22"/>
-                <w:szCs w:val="22"/>
-                <w:lang w:val="en-US"/>
-              </w:rPr>
-              <w:t>Заполняется скриптом PipeUtil по углу наклона трубы к горизонту.</w:t>
+              <w:t>Гидравлический расчёт трубопроводной системы: расход/потеря давления теплоносителя.</w:t>
             </w:r>
           </w:p>
         </w:tc>
@@ -20780,7 +19511,7 @@
                 <w:szCs w:val="22"/>
                 <w:lang w:val="en-US"/>
               </w:rPr>
-              <w:t>HT_Класс герметичности</w:t>
+              <w:t>HT_Потеря давления</w:t>
             </w:r>
           </w:p>
         </w:tc>
@@ -20804,7 +19535,7 @@
                 <w:szCs w:val="22"/>
                 <w:lang w:val="en-US"/>
               </w:rPr>
-              <w:t>Текст</w:t>
+              <w:t>Давление (ОВ)</w:t>
             </w:r>
           </w:p>
         </w:tc>
@@ -20827,7 +19558,7 @@
                 <w:sz w:val="22"/>
                 <w:szCs w:val="22"/>
               </w:rPr>
-              <w:t>Класс герметичности арматуры или узла</w:t>
+              <w:t>Потеря давления на элементе Проектная потеря давления вентиляционной системы. Параметр типа системы, заполняется скриптом CreateSystem из CSV на стадии П.</w:t>
             </w:r>
           </w:p>
         </w:tc>
@@ -20850,7 +19581,7 @@
                 <w:sz w:val="22"/>
                 <w:szCs w:val="22"/>
               </w:rPr>
-              <w:t>Класс герметичности запорной арматуры для спецификаций.</w:t>
+              <w:t>Проектная потеря давления вентиляционной системы. Параметр типа системы, заполняется скриптом CreateSystem из CSV на стадии П.</w:t>
             </w:r>
           </w:p>
         </w:tc>
@@ -20899,7 +19630,7 @@
                 <w:szCs w:val="22"/>
                 <w:lang w:val="en-US"/>
               </w:rPr>
-              <w:t>HT_Коэффициент мощности</w:t>
+              <w:t>HT_Номинальная мощность</w:t>
             </w:r>
           </w:p>
         </w:tc>
@@ -20923,7 +19654,7 @@
                 <w:szCs w:val="22"/>
                 <w:lang w:val="en-US"/>
               </w:rPr>
-              <w:t>Число</w:t>
+              <w:t>Электрическая мощность</w:t>
             </w:r>
           </w:p>
         </w:tc>
@@ -20946,7 +19677,7 @@
                 <w:sz w:val="22"/>
                 <w:szCs w:val="22"/>
               </w:rPr>
-              <w:t>Косинус угла сдвига между током и напряжением</w:t>
+              <w:t>Номинальная активная электрическая мощность, Вт. Не тепловая и не полная мощность.</w:t>
             </w:r>
           </w:p>
         </w:tc>
@@ -21018,7 +19749,7 @@
                 <w:szCs w:val="22"/>
                 <w:lang w:val="en-US"/>
               </w:rPr>
-              <w:t>HT_ВысотаЛотка</w:t>
+              <w:t>HT_Тип_разводки</w:t>
             </w:r>
           </w:p>
         </w:tc>
@@ -21042,7 +19773,7 @@
                 <w:szCs w:val="22"/>
                 <w:lang w:val="en-US"/>
               </w:rPr>
-              <w:t>Размер лотка</w:t>
+              <w:t>Текст</w:t>
             </w:r>
           </w:p>
         </w:tc>
@@ -21064,9 +19795,8 @@
               <w:rPr>
                 <w:sz w:val="22"/>
                 <w:szCs w:val="22"/>
-                <w:lang w:val="en-US"/>
-              </w:rPr>
-              <w:t>Высота кабельного лотка</w:t>
+              </w:rPr>
+              <w:t>Является ли труба стояком Классификация труб по направлению: «Стояк» / «Разводка» / «Наклонная». Заполняется скриптом PipeUtil по углу наклона трубы к горизонту.</w:t>
             </w:r>
           </w:p>
         </w:tc>
@@ -21089,7 +19819,7 @@
                 <w:sz w:val="22"/>
                 <w:szCs w:val="22"/>
               </w:rPr>
-              <w:t>Размер кабельного лотка (ширина/высота/толщина) для спецификаций ЭОМ.</w:t>
+              <w:t>Классификация труб по направлению: «Стояк» / «Разводка» / «Наклонная». Заполняется скриптом PipeUtil по углу наклона трубы к горизонту.</w:t>
             </w:r>
           </w:p>
         </w:tc>
@@ -21115,6 +19845,363 @@
                 <w:szCs w:val="22"/>
               </w:rPr>
               <w:t>35</w:t>
+            </w:r>
+          </w:p>
+        </w:tc>
+        <w:tc>
+          <w:tcPr>
+            <w:tcW w:w="2200" w:type="dxa"/>
+            <w:tcMar>
+              <w:top w:w="60" w:type="dxa"/>
+              <w:left w:w="90" w:type="dxa"/>
+              <w:bottom w:w="60" w:type="dxa"/>
+              <w:right w:w="90" w:type="dxa"/>
+            </w:tcMar>
+          </w:tcPr>
+          <w:p>
+            <w:pPr>
+              <w:spacing w:after="20" w:line="260" w:lineRule="auto"/>
+            </w:pPr>
+            <w:r>
+              <w:rPr>
+                <w:sz w:val="22"/>
+                <w:szCs w:val="22"/>
+                <w:lang w:val="en-US"/>
+              </w:rPr>
+              <w:t>HT_Класс герметичности</w:t>
+            </w:r>
+          </w:p>
+        </w:tc>
+        <w:tc>
+          <w:tcPr>
+            <w:tcW w:w="1000" w:type="dxa"/>
+            <w:tcMar>
+              <w:top w:w="60" w:type="dxa"/>
+              <w:left w:w="90" w:type="dxa"/>
+              <w:bottom w:w="60" w:type="dxa"/>
+              <w:right w:w="90" w:type="dxa"/>
+            </w:tcMar>
+          </w:tcPr>
+          <w:p>
+            <w:pPr>
+              <w:spacing w:after="20" w:line="260" w:lineRule="auto"/>
+            </w:pPr>
+            <w:r>
+              <w:rPr>
+                <w:sz w:val="22"/>
+                <w:szCs w:val="22"/>
+                <w:lang w:val="en-US"/>
+              </w:rPr>
+              <w:t>Текст</w:t>
+            </w:r>
+          </w:p>
+        </w:tc>
+        <w:tc>
+          <w:tcPr>
+            <w:tcW w:w="2650" w:type="dxa"/>
+            <w:tcMar>
+              <w:top w:w="60" w:type="dxa"/>
+              <w:left w:w="90" w:type="dxa"/>
+              <w:bottom w:w="60" w:type="dxa"/>
+              <w:right w:w="90" w:type="dxa"/>
+            </w:tcMar>
+          </w:tcPr>
+          <w:p>
+            <w:pPr>
+              <w:spacing w:after="20" w:line="260" w:lineRule="auto"/>
+            </w:pPr>
+            <w:r>
+              <w:rPr>
+                <w:sz w:val="22"/>
+                <w:szCs w:val="22"/>
+              </w:rPr>
+              <w:t>Класс герметичности арматуры или узла</w:t>
+            </w:r>
+          </w:p>
+        </w:tc>
+        <w:tc>
+          <w:tcPr>
+            <w:tcW w:w="2726" w:type="dxa"/>
+            <w:tcMar>
+              <w:top w:w="60" w:type="dxa"/>
+              <w:left w:w="90" w:type="dxa"/>
+              <w:bottom w:w="60" w:type="dxa"/>
+              <w:right w:w="90" w:type="dxa"/>
+            </w:tcMar>
+          </w:tcPr>
+          <w:p>
+            <w:pPr>
+              <w:spacing w:after="20" w:line="260" w:lineRule="auto"/>
+            </w:pPr>
+            <w:r>
+              <w:rPr>
+                <w:sz w:val="22"/>
+                <w:szCs w:val="22"/>
+              </w:rPr>
+              <w:t>Класс герметичности запорной арматуры для спецификаций.</w:t>
+            </w:r>
+          </w:p>
+        </w:tc>
+      </w:tr>
+      <w:tr>
+        <w:tc>
+          <w:tcPr>
+            <w:tcW w:w="450" w:type="dxa"/>
+            <w:tcMar>
+              <w:top w:w="60" w:type="dxa"/>
+              <w:left w:w="90" w:type="dxa"/>
+              <w:bottom w:w="60" w:type="dxa"/>
+              <w:right w:w="90" w:type="dxa"/>
+            </w:tcMar>
+          </w:tcPr>
+          <w:p>
+            <w:pPr>
+              <w:spacing w:after="20" w:line="260" w:lineRule="auto"/>
+            </w:pPr>
+            <w:r>
+              <w:rPr>
+                <w:sz w:val="22"/>
+                <w:szCs w:val="22"/>
+              </w:rPr>
+              <w:t>36</w:t>
+            </w:r>
+          </w:p>
+        </w:tc>
+        <w:tc>
+          <w:tcPr>
+            <w:tcW w:w="2200" w:type="dxa"/>
+            <w:tcMar>
+              <w:top w:w="60" w:type="dxa"/>
+              <w:left w:w="90" w:type="dxa"/>
+              <w:bottom w:w="60" w:type="dxa"/>
+              <w:right w:w="90" w:type="dxa"/>
+            </w:tcMar>
+          </w:tcPr>
+          <w:p>
+            <w:pPr>
+              <w:spacing w:after="20" w:line="260" w:lineRule="auto"/>
+            </w:pPr>
+            <w:r>
+              <w:rPr>
+                <w:sz w:val="22"/>
+                <w:szCs w:val="22"/>
+                <w:lang w:val="en-US"/>
+              </w:rPr>
+              <w:t>HT_Коэффициент мощности</w:t>
+            </w:r>
+          </w:p>
+        </w:tc>
+        <w:tc>
+          <w:tcPr>
+            <w:tcW w:w="1000" w:type="dxa"/>
+            <w:tcMar>
+              <w:top w:w="60" w:type="dxa"/>
+              <w:left w:w="90" w:type="dxa"/>
+              <w:bottom w:w="60" w:type="dxa"/>
+              <w:right w:w="90" w:type="dxa"/>
+            </w:tcMar>
+          </w:tcPr>
+          <w:p>
+            <w:pPr>
+              <w:spacing w:after="20" w:line="260" w:lineRule="auto"/>
+            </w:pPr>
+            <w:r>
+              <w:rPr>
+                <w:sz w:val="22"/>
+                <w:szCs w:val="22"/>
+                <w:lang w:val="en-US"/>
+              </w:rPr>
+              <w:t>Число</w:t>
+            </w:r>
+          </w:p>
+        </w:tc>
+        <w:tc>
+          <w:tcPr>
+            <w:tcW w:w="2650" w:type="dxa"/>
+            <w:tcMar>
+              <w:top w:w="60" w:type="dxa"/>
+              <w:left w:w="90" w:type="dxa"/>
+              <w:bottom w:w="60" w:type="dxa"/>
+              <w:right w:w="90" w:type="dxa"/>
+            </w:tcMar>
+          </w:tcPr>
+          <w:p>
+            <w:pPr>
+              <w:spacing w:after="20" w:line="260" w:lineRule="auto"/>
+            </w:pPr>
+            <w:r>
+              <w:rPr>
+                <w:sz w:val="22"/>
+                <w:szCs w:val="22"/>
+              </w:rPr>
+              <w:t>Косинус угла сдвига между током и напряжением</w:t>
+            </w:r>
+          </w:p>
+        </w:tc>
+        <w:tc>
+          <w:tcPr>
+            <w:tcW w:w="2726" w:type="dxa"/>
+            <w:tcMar>
+              <w:top w:w="60" w:type="dxa"/>
+              <w:left w:w="90" w:type="dxa"/>
+              <w:bottom w:w="60" w:type="dxa"/>
+              <w:right w:w="90" w:type="dxa"/>
+            </w:tcMar>
+          </w:tcPr>
+          <w:p>
+            <w:pPr>
+              <w:spacing w:after="20" w:line="260" w:lineRule="auto"/>
+            </w:pPr>
+            <w:r>
+              <w:rPr>
+                <w:sz w:val="22"/>
+                <w:szCs w:val="22"/>
+              </w:rPr>
+              <w:t>Электрические характеристики оборудования для спецификаций ЭОМ и расчётов нагрузок.</w:t>
+            </w:r>
+          </w:p>
+        </w:tc>
+      </w:tr>
+      <w:tr>
+        <w:tc>
+          <w:tcPr>
+            <w:tcW w:w="450" w:type="dxa"/>
+            <w:tcMar>
+              <w:top w:w="60" w:type="dxa"/>
+              <w:left w:w="90" w:type="dxa"/>
+              <w:bottom w:w="60" w:type="dxa"/>
+              <w:right w:w="90" w:type="dxa"/>
+            </w:tcMar>
+          </w:tcPr>
+          <w:p>
+            <w:pPr>
+              <w:spacing w:after="20" w:line="260" w:lineRule="auto"/>
+            </w:pPr>
+            <w:r>
+              <w:rPr>
+                <w:sz w:val="22"/>
+                <w:szCs w:val="22"/>
+              </w:rPr>
+              <w:t>37</w:t>
+            </w:r>
+          </w:p>
+        </w:tc>
+        <w:tc>
+          <w:tcPr>
+            <w:tcW w:w="2200" w:type="dxa"/>
+            <w:tcMar>
+              <w:top w:w="60" w:type="dxa"/>
+              <w:left w:w="90" w:type="dxa"/>
+              <w:bottom w:w="60" w:type="dxa"/>
+              <w:right w:w="90" w:type="dxa"/>
+            </w:tcMar>
+          </w:tcPr>
+          <w:p>
+            <w:pPr>
+              <w:spacing w:after="20" w:line="260" w:lineRule="auto"/>
+            </w:pPr>
+            <w:r>
+              <w:rPr>
+                <w:sz w:val="22"/>
+                <w:szCs w:val="22"/>
+                <w:lang w:val="en-US"/>
+              </w:rPr>
+              <w:t>HT_ВысотаЛотка</w:t>
+            </w:r>
+          </w:p>
+        </w:tc>
+        <w:tc>
+          <w:tcPr>
+            <w:tcW w:w="1000" w:type="dxa"/>
+            <w:tcMar>
+              <w:top w:w="60" w:type="dxa"/>
+              <w:left w:w="90" w:type="dxa"/>
+              <w:bottom w:w="60" w:type="dxa"/>
+              <w:right w:w="90" w:type="dxa"/>
+            </w:tcMar>
+          </w:tcPr>
+          <w:p>
+            <w:pPr>
+              <w:spacing w:after="20" w:line="260" w:lineRule="auto"/>
+            </w:pPr>
+            <w:r>
+              <w:rPr>
+                <w:sz w:val="22"/>
+                <w:szCs w:val="22"/>
+                <w:lang w:val="en-US"/>
+              </w:rPr>
+              <w:t>Размер лотка</w:t>
+            </w:r>
+          </w:p>
+        </w:tc>
+        <w:tc>
+          <w:tcPr>
+            <w:tcW w:w="2650" w:type="dxa"/>
+            <w:tcMar>
+              <w:top w:w="60" w:type="dxa"/>
+              <w:left w:w="90" w:type="dxa"/>
+              <w:bottom w:w="60" w:type="dxa"/>
+              <w:right w:w="90" w:type="dxa"/>
+            </w:tcMar>
+          </w:tcPr>
+          <w:p>
+            <w:pPr>
+              <w:spacing w:after="20" w:line="260" w:lineRule="auto"/>
+            </w:pPr>
+            <w:r>
+              <w:rPr>
+                <w:sz w:val="22"/>
+                <w:szCs w:val="22"/>
+              </w:rPr>
+              <w:t>Высота кабельного лотка</w:t>
+            </w:r>
+          </w:p>
+        </w:tc>
+        <w:tc>
+          <w:tcPr>
+            <w:tcW w:w="2726" w:type="dxa"/>
+            <w:tcMar>
+              <w:top w:w="60" w:type="dxa"/>
+              <w:left w:w="90" w:type="dxa"/>
+              <w:bottom w:w="60" w:type="dxa"/>
+              <w:right w:w="90" w:type="dxa"/>
+            </w:tcMar>
+          </w:tcPr>
+          <w:p>
+            <w:pPr>
+              <w:spacing w:after="20" w:line="260" w:lineRule="auto"/>
+            </w:pPr>
+            <w:r>
+              <w:rPr>
+                <w:sz w:val="22"/>
+                <w:szCs w:val="22"/>
+              </w:rPr>
+              <w:t>Размер кабельного лотка (ширина/высота/толщина) для спецификаций ЭОМ.</w:t>
+            </w:r>
+          </w:p>
+        </w:tc>
+      </w:tr>
+      <w:tr>
+        <w:tc>
+          <w:tcPr>
+            <w:tcW w:w="450" w:type="dxa"/>
+            <w:tcMar>
+              <w:top w:w="60" w:type="dxa"/>
+              <w:left w:w="90" w:type="dxa"/>
+              <w:bottom w:w="60" w:type="dxa"/>
+              <w:right w:w="90" w:type="dxa"/>
+            </w:tcMar>
+          </w:tcPr>
+          <w:p>
+            <w:pPr>
+              <w:spacing w:after="20" w:line="260" w:lineRule="auto"/>
+            </w:pPr>
+            <w:r>
+              <w:rPr>
+                <w:sz w:val="22"/>
+                <w:szCs w:val="22"/>
+              </w:rPr>
+              <w:t>38</w:t>
             </w:r>
           </w:p>
         </w:tc>
@@ -21229,7 +20316,7 @@
           <w:szCs w:val="28"/>
           <w:lang w:val="en-US"/>
         </w:rPr>
-        <w:t>6. 98_HT_Листы — 2 параметров</w:t>
+        <w:t>7. 98_HT_Листы — 2 параметров</w:t>
       </w:r>
       <w:bookmarkEnd w:id="5"/>
     </w:p>
@@ -21638,7 +20725,7 @@
           <w:szCs w:val="28"/>
           <w:lang w:val="en-US"/>
         </w:rPr>
-        <w:t>7. 99 Параметры панели витража — 6 параметров</w:t>
+        <w:t>6. 99 Параметры панели витража — 6 параметров</w:t>
       </w:r>
       <w:bookmarkEnd w:id="6"/>
     </w:p>
@@ -22522,7 +21609,7 @@
           <w:szCs w:val="28"/>
           <w:lang w:val="en-US"/>
         </w:rPr>
-        <w:t>8. 04_HT_Отверстия — 9 параметров</w:t>
+        <w:t>5. 04_HT_Отверстия — 9 параметров</w:t>
       </w:r>
       <w:bookmarkEnd w:id="7"/>
     </w:p>
